--- a/FASE2/Documentacion/ProyectoBDIII.docx
+++ b/FASE2/Documentacion/ProyectoBDIII.docx
@@ -568,7 +568,7 @@
             </w:rPr>
             <w:fldChar w:fldCharType="separate"/>
           </w:r>
-          <w:hyperlink w:anchor="_Toc225598967" w:history="1">
+          <w:hyperlink w:anchor="_Toc225800300" w:history="1">
             <w:r>
               <w:rPr>
                 <w:rStyle w:val="Hipervnculo"/>
@@ -596,7 +596,7 @@
                 <w:noProof/>
                 <w:webHidden/>
               </w:rPr>
-              <w:instrText xml:space="preserve"> PAGEREF _Toc225598967 \h </w:instrText>
+              <w:instrText xml:space="preserve"> PAGEREF _Toc225800300 \h </w:instrText>
             </w:r>
             <w:r>
               <w:rPr>
@@ -639,7 +639,7 @@
               <w:lang w:eastAsia="es-GT"/>
             </w:rPr>
           </w:pPr>
-          <w:hyperlink w:anchor="_Toc225598968" w:history="1">
+          <w:hyperlink w:anchor="_Toc225800301" w:history="1">
             <w:r>
               <w:rPr>
                 <w:rStyle w:val="Hipervnculo"/>
@@ -667,7 +667,7 @@
                 <w:noProof/>
                 <w:webHidden/>
               </w:rPr>
-              <w:instrText xml:space="preserve"> PAGEREF _Toc225598968 \h </w:instrText>
+              <w:instrText xml:space="preserve"> PAGEREF _Toc225800301 \h </w:instrText>
             </w:r>
             <w:r>
               <w:rPr>
@@ -710,7 +710,7 @@
               <w:lang w:eastAsia="es-GT"/>
             </w:rPr>
           </w:pPr>
-          <w:hyperlink w:anchor="_Toc225598969" w:history="1">
+          <w:hyperlink w:anchor="_Toc225800302" w:history="1">
             <w:r>
               <w:rPr>
                 <w:rStyle w:val="Hipervnculo"/>
@@ -738,7 +738,7 @@
                 <w:noProof/>
                 <w:webHidden/>
               </w:rPr>
-              <w:instrText xml:space="preserve"> PAGEREF _Toc225598969 \h </w:instrText>
+              <w:instrText xml:space="preserve"> PAGEREF _Toc225800302 \h </w:instrText>
             </w:r>
             <w:r>
               <w:rPr>
@@ -781,7 +781,7 @@
               <w:lang w:eastAsia="es-GT"/>
             </w:rPr>
           </w:pPr>
-          <w:hyperlink w:anchor="_Toc225598970" w:history="1">
+          <w:hyperlink w:anchor="_Toc225800303" w:history="1">
             <w:r>
               <w:rPr>
                 <w:rStyle w:val="Hipervnculo"/>
@@ -809,7 +809,7 @@
                 <w:noProof/>
                 <w:webHidden/>
               </w:rPr>
-              <w:instrText xml:space="preserve"> PAGEREF _Toc225598970 \h </w:instrText>
+              <w:instrText xml:space="preserve"> PAGEREF _Toc225800303 \h </w:instrText>
             </w:r>
             <w:r>
               <w:rPr>
@@ -852,7 +852,7 @@
               <w:lang w:eastAsia="es-GT"/>
             </w:rPr>
           </w:pPr>
-          <w:hyperlink w:anchor="_Toc225598971" w:history="1">
+          <w:hyperlink w:anchor="_Toc225800304" w:history="1">
             <w:r>
               <w:rPr>
                 <w:rStyle w:val="Hipervnculo"/>
@@ -880,7 +880,7 @@
                 <w:noProof/>
                 <w:webHidden/>
               </w:rPr>
-              <w:instrText xml:space="preserve"> PAGEREF _Toc225598971 \h </w:instrText>
+              <w:instrText xml:space="preserve"> PAGEREF _Toc225800304 \h </w:instrText>
             </w:r>
             <w:r>
               <w:rPr>
@@ -923,7 +923,7 @@
               <w:lang w:eastAsia="es-GT"/>
             </w:rPr>
           </w:pPr>
-          <w:hyperlink w:anchor="_Toc225598972" w:history="1">
+          <w:hyperlink w:anchor="_Toc225800305" w:history="1">
             <w:r>
               <w:rPr>
                 <w:rStyle w:val="Hipervnculo"/>
@@ -951,7 +951,7 @@
                 <w:noProof/>
                 <w:webHidden/>
               </w:rPr>
-              <w:instrText xml:space="preserve"> PAGEREF _Toc225598972 \h </w:instrText>
+              <w:instrText xml:space="preserve"> PAGEREF _Toc225800305 \h </w:instrText>
             </w:r>
             <w:r>
               <w:rPr>
@@ -994,7 +994,7 @@
               <w:lang w:eastAsia="es-GT"/>
             </w:rPr>
           </w:pPr>
-          <w:hyperlink w:anchor="_Toc225598973" w:history="1">
+          <w:hyperlink w:anchor="_Toc225800306" w:history="1">
             <w:r>
               <w:rPr>
                 <w:rStyle w:val="Hipervnculo"/>
@@ -1022,7 +1022,7 @@
                 <w:noProof/>
                 <w:webHidden/>
               </w:rPr>
-              <w:instrText xml:space="preserve"> PAGEREF _Toc225598973 \h </w:instrText>
+              <w:instrText xml:space="preserve"> PAGEREF _Toc225800306 \h </w:instrText>
             </w:r>
             <w:r>
               <w:rPr>
@@ -1065,7 +1065,7 @@
               <w:lang w:eastAsia="es-GT"/>
             </w:rPr>
           </w:pPr>
-          <w:hyperlink w:anchor="_Toc225598974" w:history="1">
+          <w:hyperlink w:anchor="_Toc225800307" w:history="1">
             <w:r>
               <w:rPr>
                 <w:rStyle w:val="Hipervnculo"/>
@@ -1093,7 +1093,7 @@
                 <w:noProof/>
                 <w:webHidden/>
               </w:rPr>
-              <w:instrText xml:space="preserve"> PAGEREF _Toc225598974 \h </w:instrText>
+              <w:instrText xml:space="preserve"> PAGEREF _Toc225800307 \h </w:instrText>
             </w:r>
             <w:r>
               <w:rPr>
@@ -1136,7 +1136,7 @@
               <w:lang w:eastAsia="es-GT"/>
             </w:rPr>
           </w:pPr>
-          <w:hyperlink w:anchor="_Toc225598975" w:history="1">
+          <w:hyperlink w:anchor="_Toc225800308" w:history="1">
             <w:r>
               <w:rPr>
                 <w:rStyle w:val="Hipervnculo"/>
@@ -1164,7 +1164,7 @@
                 <w:noProof/>
                 <w:webHidden/>
               </w:rPr>
-              <w:instrText xml:space="preserve"> PAGEREF _Toc225598975 \h </w:instrText>
+              <w:instrText xml:space="preserve"> PAGEREF _Toc225800308 \h </w:instrText>
             </w:r>
             <w:r>
               <w:rPr>
@@ -1207,7 +1207,7 @@
               <w:lang w:eastAsia="es-GT"/>
             </w:rPr>
           </w:pPr>
-          <w:hyperlink w:anchor="_Toc225598976" w:history="1">
+          <w:hyperlink w:anchor="_Toc225800309" w:history="1">
             <w:r>
               <w:rPr>
                 <w:rStyle w:val="Hipervnculo"/>
@@ -1235,7 +1235,7 @@
                 <w:noProof/>
                 <w:webHidden/>
               </w:rPr>
-              <w:instrText xml:space="preserve"> PAGEREF _Toc225598976 \h </w:instrText>
+              <w:instrText xml:space="preserve"> PAGEREF _Toc225800309 \h </w:instrText>
             </w:r>
             <w:r>
               <w:rPr>
@@ -1278,7 +1278,7 @@
               <w:lang w:eastAsia="es-GT"/>
             </w:rPr>
           </w:pPr>
-          <w:hyperlink w:anchor="_Toc225598977" w:history="1">
+          <w:hyperlink w:anchor="_Toc225800310" w:history="1">
             <w:r>
               <w:rPr>
                 <w:rStyle w:val="Hipervnculo"/>
@@ -1306,7 +1306,7 @@
                 <w:noProof/>
                 <w:webHidden/>
               </w:rPr>
-              <w:instrText xml:space="preserve"> PAGEREF _Toc225598977 \h </w:instrText>
+              <w:instrText xml:space="preserve"> PAGEREF _Toc225800310 \h </w:instrText>
             </w:r>
             <w:r>
               <w:rPr>
@@ -1349,7 +1349,7 @@
               <w:lang w:eastAsia="es-GT"/>
             </w:rPr>
           </w:pPr>
-          <w:hyperlink w:anchor="_Toc225598978" w:history="1">
+          <w:hyperlink w:anchor="_Toc225800311" w:history="1">
             <w:r>
               <w:rPr>
                 <w:rStyle w:val="Hipervnculo"/>
@@ -1377,7 +1377,7 @@
                 <w:noProof/>
                 <w:webHidden/>
               </w:rPr>
-              <w:instrText xml:space="preserve"> PAGEREF _Toc225598978 \h </w:instrText>
+              <w:instrText xml:space="preserve"> PAGEREF _Toc225800311 \h </w:instrText>
             </w:r>
             <w:r>
               <w:rPr>
@@ -1420,7 +1420,7 @@
               <w:lang w:eastAsia="es-GT"/>
             </w:rPr>
           </w:pPr>
-          <w:hyperlink w:anchor="_Toc225598979" w:history="1">
+          <w:hyperlink w:anchor="_Toc225800312" w:history="1">
             <w:r>
               <w:rPr>
                 <w:rStyle w:val="Hipervnculo"/>
@@ -1448,7 +1448,7 @@
                 <w:noProof/>
                 <w:webHidden/>
               </w:rPr>
-              <w:instrText xml:space="preserve"> PAGEREF _Toc225598979 \h </w:instrText>
+              <w:instrText xml:space="preserve"> PAGEREF _Toc225800312 \h </w:instrText>
             </w:r>
             <w:r>
               <w:rPr>
@@ -1491,7 +1491,7 @@
               <w:lang w:eastAsia="es-GT"/>
             </w:rPr>
           </w:pPr>
-          <w:hyperlink w:anchor="_Toc225598980" w:history="1">
+          <w:hyperlink w:anchor="_Toc225800313" w:history="1">
             <w:r>
               <w:rPr>
                 <w:rStyle w:val="Hipervnculo"/>
@@ -1519,7 +1519,7 @@
                 <w:noProof/>
                 <w:webHidden/>
               </w:rPr>
-              <w:instrText xml:space="preserve"> PAGEREF _Toc225598980 \h </w:instrText>
+              <w:instrText xml:space="preserve"> PAGEREF _Toc225800313 \h </w:instrText>
             </w:r>
             <w:r>
               <w:rPr>
@@ -1562,7 +1562,7 @@
               <w:lang w:eastAsia="es-GT"/>
             </w:rPr>
           </w:pPr>
-          <w:hyperlink w:anchor="_Toc225598981" w:history="1">
+          <w:hyperlink w:anchor="_Toc225800314" w:history="1">
             <w:r>
               <w:rPr>
                 <w:rStyle w:val="Hipervnculo"/>
@@ -1592,7 +1592,7 @@
                 <w:noProof/>
                 <w:webHidden/>
               </w:rPr>
-              <w:instrText xml:space="preserve"> PAGEREF _Toc225598981 \h </w:instrText>
+              <w:instrText xml:space="preserve"> PAGEREF _Toc225800314 \h </w:instrText>
             </w:r>
             <w:r>
               <w:rPr>
@@ -1635,7 +1635,7 @@
               <w:lang w:eastAsia="es-GT"/>
             </w:rPr>
           </w:pPr>
-          <w:hyperlink w:anchor="_Toc225598982" w:history="1">
+          <w:hyperlink w:anchor="_Toc225800315" w:history="1">
             <w:r>
               <w:rPr>
                 <w:rStyle w:val="Hipervnculo"/>
@@ -1665,7 +1665,7 @@
                 <w:noProof/>
                 <w:webHidden/>
               </w:rPr>
-              <w:instrText xml:space="preserve"> PAGEREF _Toc225598982 \h </w:instrText>
+              <w:instrText xml:space="preserve"> PAGEREF _Toc225800315 \h </w:instrText>
             </w:r>
             <w:r>
               <w:rPr>
@@ -1708,7 +1708,7 @@
               <w:lang w:eastAsia="es-GT"/>
             </w:rPr>
           </w:pPr>
-          <w:hyperlink w:anchor="_Toc225598983" w:history="1">
+          <w:hyperlink w:anchor="_Toc225800316" w:history="1">
             <w:r>
               <w:rPr>
                 <w:rStyle w:val="Hipervnculo"/>
@@ -1738,7 +1738,7 @@
                 <w:noProof/>
                 <w:webHidden/>
               </w:rPr>
-              <w:instrText xml:space="preserve"> PAGEREF _Toc225598983 \h </w:instrText>
+              <w:instrText xml:space="preserve"> PAGEREF _Toc225800316 \h </w:instrText>
             </w:r>
             <w:r>
               <w:rPr>
@@ -1781,7 +1781,7 @@
               <w:lang w:eastAsia="es-GT"/>
             </w:rPr>
           </w:pPr>
-          <w:hyperlink w:anchor="_Toc225598984" w:history="1">
+          <w:hyperlink w:anchor="_Toc225800317" w:history="1">
             <w:r>
               <w:rPr>
                 <w:rStyle w:val="Hipervnculo"/>
@@ -1811,7 +1811,7 @@
                 <w:noProof/>
                 <w:webHidden/>
               </w:rPr>
-              <w:instrText xml:space="preserve"> PAGEREF _Toc225598984 \h </w:instrText>
+              <w:instrText xml:space="preserve"> PAGEREF _Toc225800317 \h </w:instrText>
             </w:r>
             <w:r>
               <w:rPr>
@@ -1854,7 +1854,7 @@
               <w:lang w:eastAsia="es-GT"/>
             </w:rPr>
           </w:pPr>
-          <w:hyperlink w:anchor="_Toc225598985" w:history="1">
+          <w:hyperlink w:anchor="_Toc225800318" w:history="1">
             <w:r>
               <w:rPr>
                 <w:rStyle w:val="Hipervnculo"/>
@@ -1884,7 +1884,7 @@
                 <w:noProof/>
                 <w:webHidden/>
               </w:rPr>
-              <w:instrText xml:space="preserve"> PAGEREF _Toc225598985 \h </w:instrText>
+              <w:instrText xml:space="preserve"> PAGEREF _Toc225800318 \h </w:instrText>
             </w:r>
             <w:r>
               <w:rPr>
@@ -1927,7 +1927,7 @@
               <w:lang w:eastAsia="es-GT"/>
             </w:rPr>
           </w:pPr>
-          <w:hyperlink w:anchor="_Toc225598986" w:history="1">
+          <w:hyperlink w:anchor="_Toc225800319" w:history="1">
             <w:r>
               <w:rPr>
                 <w:rStyle w:val="Hipervnculo"/>
@@ -1957,7 +1957,7 @@
                 <w:noProof/>
                 <w:webHidden/>
               </w:rPr>
-              <w:instrText xml:space="preserve"> PAGEREF _Toc225598986 \h </w:instrText>
+              <w:instrText xml:space="preserve"> PAGEREF _Toc225800319 \h </w:instrText>
             </w:r>
             <w:r>
               <w:rPr>
@@ -2000,7 +2000,7 @@
               <w:lang w:eastAsia="es-GT"/>
             </w:rPr>
           </w:pPr>
-          <w:hyperlink w:anchor="_Toc225598987" w:history="1">
+          <w:hyperlink w:anchor="_Toc225800320" w:history="1">
             <w:r>
               <w:rPr>
                 <w:rStyle w:val="Hipervnculo"/>
@@ -2030,7 +2030,7 @@
                 <w:noProof/>
                 <w:webHidden/>
               </w:rPr>
-              <w:instrText xml:space="preserve"> PAGEREF _Toc225598987 \h </w:instrText>
+              <w:instrText xml:space="preserve"> PAGEREF _Toc225800320 \h </w:instrText>
             </w:r>
             <w:r>
               <w:rPr>
@@ -2073,7 +2073,7 @@
               <w:lang w:eastAsia="es-GT"/>
             </w:rPr>
           </w:pPr>
-          <w:hyperlink w:anchor="_Toc225598988" w:history="1">
+          <w:hyperlink w:anchor="_Toc225800321" w:history="1">
             <w:r>
               <w:rPr>
                 <w:rStyle w:val="Hipervnculo"/>
@@ -2103,7 +2103,7 @@
                 <w:noProof/>
                 <w:webHidden/>
               </w:rPr>
-              <w:instrText xml:space="preserve"> PAGEREF _Toc225598988 \h </w:instrText>
+              <w:instrText xml:space="preserve"> PAGEREF _Toc225800321 \h </w:instrText>
             </w:r>
             <w:r>
               <w:rPr>
@@ -2146,7 +2146,7 @@
               <w:lang w:eastAsia="es-GT"/>
             </w:rPr>
           </w:pPr>
-          <w:hyperlink w:anchor="_Toc225598989" w:history="1">
+          <w:hyperlink w:anchor="_Toc225800322" w:history="1">
             <w:r>
               <w:rPr>
                 <w:rStyle w:val="Hipervnculo"/>
@@ -2176,7 +2176,7 @@
                 <w:noProof/>
                 <w:webHidden/>
               </w:rPr>
-              <w:instrText xml:space="preserve"> PAGEREF _Toc225598989 \h </w:instrText>
+              <w:instrText xml:space="preserve"> PAGEREF _Toc225800322 \h </w:instrText>
             </w:r>
             <w:r>
               <w:rPr>
@@ -2219,7 +2219,7 @@
               <w:lang w:eastAsia="es-GT"/>
             </w:rPr>
           </w:pPr>
-          <w:hyperlink w:anchor="_Toc225598990" w:history="1">
+          <w:hyperlink w:anchor="_Toc225800323" w:history="1">
             <w:r>
               <w:rPr>
                 <w:rStyle w:val="Hipervnculo"/>
@@ -2249,7 +2249,7 @@
                 <w:noProof/>
                 <w:webHidden/>
               </w:rPr>
-              <w:instrText xml:space="preserve"> PAGEREF _Toc225598990 \h </w:instrText>
+              <w:instrText xml:space="preserve"> PAGEREF _Toc225800323 \h </w:instrText>
             </w:r>
             <w:r>
               <w:rPr>
@@ -2292,7 +2292,7 @@
               <w:lang w:eastAsia="es-GT"/>
             </w:rPr>
           </w:pPr>
-          <w:hyperlink w:anchor="_Toc225598991" w:history="1">
+          <w:hyperlink w:anchor="_Toc225800324" w:history="1">
             <w:r>
               <w:rPr>
                 <w:rStyle w:val="Hipervnculo"/>
@@ -2322,7 +2322,7 @@
                 <w:noProof/>
                 <w:webHidden/>
               </w:rPr>
-              <w:instrText xml:space="preserve"> PAGEREF _Toc225598991 \h </w:instrText>
+              <w:instrText xml:space="preserve"> PAGEREF _Toc225800324 \h </w:instrText>
             </w:r>
             <w:r>
               <w:rPr>
@@ -2365,7 +2365,7 @@
               <w:lang w:eastAsia="es-GT"/>
             </w:rPr>
           </w:pPr>
-          <w:hyperlink w:anchor="_Toc225598992" w:history="1">
+          <w:hyperlink w:anchor="_Toc225800325" w:history="1">
             <w:r>
               <w:rPr>
                 <w:rStyle w:val="Hipervnculo"/>
@@ -2395,7 +2395,7 @@
                 <w:noProof/>
                 <w:webHidden/>
               </w:rPr>
-              <w:instrText xml:space="preserve"> PAGEREF _Toc225598992 \h </w:instrText>
+              <w:instrText xml:space="preserve"> PAGEREF _Toc225800325 \h </w:instrText>
             </w:r>
             <w:r>
               <w:rPr>
@@ -2438,7 +2438,7 @@
               <w:lang w:eastAsia="es-GT"/>
             </w:rPr>
           </w:pPr>
-          <w:hyperlink w:anchor="_Toc225598993" w:history="1">
+          <w:hyperlink w:anchor="_Toc225800326" w:history="1">
             <w:r>
               <w:rPr>
                 <w:rStyle w:val="Hipervnculo"/>
@@ -2468,7 +2468,7 @@
                 <w:noProof/>
                 <w:webHidden/>
               </w:rPr>
-              <w:instrText xml:space="preserve"> PAGEREF _Toc225598993 \h </w:instrText>
+              <w:instrText xml:space="preserve"> PAGEREF _Toc225800326 \h </w:instrText>
             </w:r>
             <w:r>
               <w:rPr>
@@ -2511,7 +2511,7 @@
               <w:lang w:eastAsia="es-GT"/>
             </w:rPr>
           </w:pPr>
-          <w:hyperlink w:anchor="_Toc225598994" w:history="1">
+          <w:hyperlink w:anchor="_Toc225800327" w:history="1">
             <w:r>
               <w:rPr>
                 <w:rStyle w:val="Hipervnculo"/>
@@ -2541,7 +2541,7 @@
                 <w:noProof/>
                 <w:webHidden/>
               </w:rPr>
-              <w:instrText xml:space="preserve"> PAGEREF _Toc225598994 \h </w:instrText>
+              <w:instrText xml:space="preserve"> PAGEREF _Toc225800327 \h </w:instrText>
             </w:r>
             <w:r>
               <w:rPr>
@@ -2584,7 +2584,7 @@
               <w:lang w:eastAsia="es-GT"/>
             </w:rPr>
           </w:pPr>
-          <w:hyperlink w:anchor="_Toc225598995" w:history="1">
+          <w:hyperlink w:anchor="_Toc225800328" w:history="1">
             <w:r>
               <w:rPr>
                 <w:rStyle w:val="Hipervnculo"/>
@@ -2612,7 +2612,7 @@
                 <w:noProof/>
                 <w:webHidden/>
               </w:rPr>
-              <w:instrText xml:space="preserve"> PAGEREF _Toc225598995 \h </w:instrText>
+              <w:instrText xml:space="preserve"> PAGEREF _Toc225800328 \h </w:instrText>
             </w:r>
             <w:r>
               <w:rPr>
@@ -2655,7 +2655,7 @@
               <w:lang w:eastAsia="es-GT"/>
             </w:rPr>
           </w:pPr>
-          <w:hyperlink w:anchor="_Toc225598996" w:history="1">
+          <w:hyperlink w:anchor="_Toc225800329" w:history="1">
             <w:r>
               <w:rPr>
                 <w:rStyle w:val="Hipervnculo"/>
@@ -2683,7 +2683,7 @@
                 <w:noProof/>
                 <w:webHidden/>
               </w:rPr>
-              <w:instrText xml:space="preserve"> PAGEREF _Toc225598996 \h </w:instrText>
+              <w:instrText xml:space="preserve"> PAGEREF _Toc225800329 \h </w:instrText>
             </w:r>
             <w:r>
               <w:rPr>
@@ -2726,7 +2726,7 @@
               <w:lang w:eastAsia="es-GT"/>
             </w:rPr>
           </w:pPr>
-          <w:hyperlink w:anchor="_Toc225598997" w:history="1">
+          <w:hyperlink w:anchor="_Toc225800330" w:history="1">
             <w:r>
               <w:rPr>
                 <w:rStyle w:val="Hipervnculo"/>
@@ -2756,7 +2756,7 @@
                 <w:noProof/>
                 <w:webHidden/>
               </w:rPr>
-              <w:instrText xml:space="preserve"> PAGEREF _Toc225598997 \h </w:instrText>
+              <w:instrText xml:space="preserve"> PAGEREF _Toc225800330 \h </w:instrText>
             </w:r>
             <w:r>
               <w:rPr>
@@ -2799,7 +2799,7 @@
               <w:lang w:eastAsia="es-GT"/>
             </w:rPr>
           </w:pPr>
-          <w:hyperlink w:anchor="_Toc225598998" w:history="1">
+          <w:hyperlink w:anchor="_Toc225800331" w:history="1">
             <w:r>
               <w:rPr>
                 <w:rStyle w:val="Hipervnculo"/>
@@ -2827,7 +2827,7 @@
                 <w:noProof/>
                 <w:webHidden/>
               </w:rPr>
-              <w:instrText xml:space="preserve"> PAGEREF _Toc225598998 \h </w:instrText>
+              <w:instrText xml:space="preserve"> PAGEREF _Toc225800331 \h </w:instrText>
             </w:r>
             <w:r>
               <w:rPr>
@@ -2870,7 +2870,7 @@
               <w:lang w:eastAsia="es-GT"/>
             </w:rPr>
           </w:pPr>
-          <w:hyperlink w:anchor="_Toc225598999" w:history="1">
+          <w:hyperlink w:anchor="_Toc225800332" w:history="1">
             <w:r>
               <w:rPr>
                 <w:rStyle w:val="Hipervnculo"/>
@@ -2898,7 +2898,7 @@
                 <w:noProof/>
                 <w:webHidden/>
               </w:rPr>
-              <w:instrText xml:space="preserve"> PAGEREF _Toc225598999 \h </w:instrText>
+              <w:instrText xml:space="preserve"> PAGEREF _Toc225800332 \h </w:instrText>
             </w:r>
             <w:r>
               <w:rPr>
@@ -2941,7 +2941,7 @@
               <w:lang w:eastAsia="es-GT"/>
             </w:rPr>
           </w:pPr>
-          <w:hyperlink w:anchor="_Toc225599000" w:history="1">
+          <w:hyperlink w:anchor="_Toc225800333" w:history="1">
             <w:r>
               <w:rPr>
                 <w:rStyle w:val="Hipervnculo"/>
@@ -2969,7 +2969,7 @@
                 <w:noProof/>
                 <w:webHidden/>
               </w:rPr>
-              <w:instrText xml:space="preserve"> PAGEREF _Toc225599000 \h </w:instrText>
+              <w:instrText xml:space="preserve"> PAGEREF _Toc225800333 \h </w:instrText>
             </w:r>
             <w:r>
               <w:rPr>
@@ -3012,7 +3012,7 @@
               <w:lang w:eastAsia="es-GT"/>
             </w:rPr>
           </w:pPr>
-          <w:hyperlink w:anchor="_Toc225599001" w:history="1">
+          <w:hyperlink w:anchor="_Toc225800334" w:history="1">
             <w:r>
               <w:rPr>
                 <w:rStyle w:val="Hipervnculo"/>
@@ -3040,7 +3040,7 @@
                 <w:noProof/>
                 <w:webHidden/>
               </w:rPr>
-              <w:instrText xml:space="preserve"> PAGEREF _Toc225599001 \h </w:instrText>
+              <w:instrText xml:space="preserve"> PAGEREF _Toc225800334 \h </w:instrText>
             </w:r>
             <w:r>
               <w:rPr>
@@ -3083,7 +3083,7 @@
               <w:lang w:eastAsia="es-GT"/>
             </w:rPr>
           </w:pPr>
-          <w:hyperlink w:anchor="_Toc225599002" w:history="1">
+          <w:hyperlink w:anchor="_Toc225800335" w:history="1">
             <w:r>
               <w:rPr>
                 <w:rStyle w:val="Hipervnculo"/>
@@ -3111,7 +3111,7 @@
                 <w:noProof/>
                 <w:webHidden/>
               </w:rPr>
-              <w:instrText xml:space="preserve"> PAGEREF _Toc225599002 \h </w:instrText>
+              <w:instrText xml:space="preserve"> PAGEREF _Toc225800335 \h </w:instrText>
             </w:r>
             <w:r>
               <w:rPr>
@@ -3154,7 +3154,7 @@
               <w:lang w:eastAsia="es-GT"/>
             </w:rPr>
           </w:pPr>
-          <w:hyperlink w:anchor="_Toc225599003" w:history="1">
+          <w:hyperlink w:anchor="_Toc225800336" w:history="1">
             <w:r>
               <w:rPr>
                 <w:rStyle w:val="Hipervnculo"/>
@@ -3184,7 +3184,7 @@
                 <w:noProof/>
                 <w:webHidden/>
               </w:rPr>
-              <w:instrText xml:space="preserve"> PAGEREF _Toc225599003 \h </w:instrText>
+              <w:instrText xml:space="preserve"> PAGEREF _Toc225800336 \h </w:instrText>
             </w:r>
             <w:r>
               <w:rPr>
@@ -3227,7 +3227,7 @@
               <w:lang w:eastAsia="es-GT"/>
             </w:rPr>
           </w:pPr>
-          <w:hyperlink w:anchor="_Toc225599004" w:history="1">
+          <w:hyperlink w:anchor="_Toc225800337" w:history="1">
             <w:r>
               <w:rPr>
                 <w:rStyle w:val="Hipervnculo"/>
@@ -3257,7 +3257,7 @@
                 <w:noProof/>
                 <w:webHidden/>
               </w:rPr>
-              <w:instrText xml:space="preserve"> PAGEREF _Toc225599004 \h </w:instrText>
+              <w:instrText xml:space="preserve"> PAGEREF _Toc225800337 \h </w:instrText>
             </w:r>
             <w:r>
               <w:rPr>
@@ -3300,7 +3300,7 @@
               <w:lang w:eastAsia="es-GT"/>
             </w:rPr>
           </w:pPr>
-          <w:hyperlink w:anchor="_Toc225599005" w:history="1">
+          <w:hyperlink w:anchor="_Toc225800338" w:history="1">
             <w:r>
               <w:rPr>
                 <w:rStyle w:val="Hipervnculo"/>
@@ -3330,7 +3330,7 @@
                 <w:noProof/>
                 <w:webHidden/>
               </w:rPr>
-              <w:instrText xml:space="preserve"> PAGEREF _Toc225599005 \h </w:instrText>
+              <w:instrText xml:space="preserve"> PAGEREF _Toc225800338 \h </w:instrText>
             </w:r>
             <w:r>
               <w:rPr>
@@ -3351,6 +3351,461 @@
                 <w:webHidden/>
               </w:rPr>
               <w:t>41</w:t>
+            </w:r>
+            <w:r>
+              <w:rPr>
+                <w:noProof/>
+                <w:webHidden/>
+              </w:rPr>
+              <w:fldChar w:fldCharType="end"/>
+            </w:r>
+          </w:hyperlink>
+        </w:p>
+        <w:p>
+          <w:pPr>
+            <w:pStyle w:val="TDC3"/>
+            <w:tabs>
+              <w:tab w:val="right" w:leader="dot" w:pos="9350"/>
+            </w:tabs>
+            <w:rPr>
+              <w:rFonts w:asciiTheme="minorHAnsi" w:eastAsiaTheme="minorEastAsia" w:hAnsiTheme="minorHAnsi"/>
+              <w:noProof/>
+              <w:lang w:eastAsia="es-GT"/>
+            </w:rPr>
+          </w:pPr>
+          <w:hyperlink w:anchor="_Toc225800339" w:history="1">
+            <w:r>
+              <w:rPr>
+                <w:rStyle w:val="Hipervnculo"/>
+                <w:rFonts w:cs="Times New Roman"/>
+                <w:b/>
+                <w:bCs/>
+                <w:noProof/>
+              </w:rPr>
+              <w:t>Replicación MySQL</w:t>
+            </w:r>
+            <w:r>
+              <w:rPr>
+                <w:noProof/>
+                <w:webHidden/>
+              </w:rPr>
+              <w:tab/>
+            </w:r>
+            <w:r>
+              <w:rPr>
+                <w:noProof/>
+                <w:webHidden/>
+              </w:rPr>
+              <w:fldChar w:fldCharType="begin"/>
+            </w:r>
+            <w:r>
+              <w:rPr>
+                <w:noProof/>
+                <w:webHidden/>
+              </w:rPr>
+              <w:instrText xml:space="preserve"> PAGEREF _Toc225800339 \h </w:instrText>
+            </w:r>
+            <w:r>
+              <w:rPr>
+                <w:noProof/>
+                <w:webHidden/>
+              </w:rPr>
+            </w:r>
+            <w:r>
+              <w:rPr>
+                <w:noProof/>
+                <w:webHidden/>
+              </w:rPr>
+              <w:fldChar w:fldCharType="separate"/>
+            </w:r>
+            <w:r>
+              <w:rPr>
+                <w:noProof/>
+                <w:webHidden/>
+              </w:rPr>
+              <w:t>43</w:t>
+            </w:r>
+            <w:r>
+              <w:rPr>
+                <w:noProof/>
+                <w:webHidden/>
+              </w:rPr>
+              <w:fldChar w:fldCharType="end"/>
+            </w:r>
+          </w:hyperlink>
+        </w:p>
+        <w:p>
+          <w:pPr>
+            <w:pStyle w:val="TDC3"/>
+            <w:tabs>
+              <w:tab w:val="right" w:leader="dot" w:pos="9350"/>
+            </w:tabs>
+            <w:rPr>
+              <w:rFonts w:asciiTheme="minorHAnsi" w:eastAsiaTheme="minorEastAsia" w:hAnsiTheme="minorHAnsi"/>
+              <w:noProof/>
+              <w:lang w:eastAsia="es-GT"/>
+            </w:rPr>
+          </w:pPr>
+          <w:hyperlink w:anchor="_Toc225800340" w:history="1">
+            <w:r>
+              <w:rPr>
+                <w:rStyle w:val="Hipervnculo"/>
+                <w:b/>
+                <w:bCs/>
+                <w:noProof/>
+              </w:rPr>
+              <w:t xml:space="preserve">Ajustando </w:t>
+            </w:r>
+            <w:r>
+              <w:rPr>
+                <w:rStyle w:val="Hipervnculo"/>
+                <w:rFonts w:cs="Times New Roman"/>
+                <w:b/>
+                <w:bCs/>
+                <w:noProof/>
+              </w:rPr>
+              <w:t>my.ini</w:t>
+            </w:r>
+            <w:r>
+              <w:rPr>
+                <w:rStyle w:val="Hipervnculo"/>
+                <w:b/>
+                <w:bCs/>
+                <w:noProof/>
+              </w:rPr>
+              <w:t xml:space="preserve"> del máster y creando el usuario de replicación.</w:t>
+            </w:r>
+            <w:r>
+              <w:rPr>
+                <w:noProof/>
+                <w:webHidden/>
+              </w:rPr>
+              <w:tab/>
+            </w:r>
+            <w:r>
+              <w:rPr>
+                <w:noProof/>
+                <w:webHidden/>
+              </w:rPr>
+              <w:fldChar w:fldCharType="begin"/>
+            </w:r>
+            <w:r>
+              <w:rPr>
+                <w:noProof/>
+                <w:webHidden/>
+              </w:rPr>
+              <w:instrText xml:space="preserve"> PAGEREF _Toc225800340 \h </w:instrText>
+            </w:r>
+            <w:r>
+              <w:rPr>
+                <w:noProof/>
+                <w:webHidden/>
+              </w:rPr>
+            </w:r>
+            <w:r>
+              <w:rPr>
+                <w:noProof/>
+                <w:webHidden/>
+              </w:rPr>
+              <w:fldChar w:fldCharType="separate"/>
+            </w:r>
+            <w:r>
+              <w:rPr>
+                <w:noProof/>
+                <w:webHidden/>
+              </w:rPr>
+              <w:t>43</w:t>
+            </w:r>
+            <w:r>
+              <w:rPr>
+                <w:noProof/>
+                <w:webHidden/>
+              </w:rPr>
+              <w:fldChar w:fldCharType="end"/>
+            </w:r>
+          </w:hyperlink>
+        </w:p>
+        <w:p>
+          <w:pPr>
+            <w:pStyle w:val="TDC3"/>
+            <w:tabs>
+              <w:tab w:val="right" w:leader="dot" w:pos="9350"/>
+            </w:tabs>
+            <w:rPr>
+              <w:rFonts w:asciiTheme="minorHAnsi" w:eastAsiaTheme="minorEastAsia" w:hAnsiTheme="minorHAnsi"/>
+              <w:noProof/>
+              <w:lang w:eastAsia="es-GT"/>
+            </w:rPr>
+          </w:pPr>
+          <w:hyperlink w:anchor="_Toc225800341" w:history="1">
+            <w:r>
+              <w:rPr>
+                <w:rStyle w:val="Hipervnculo"/>
+                <w:rFonts w:cs="Times New Roman"/>
+                <w:b/>
+                <w:bCs/>
+                <w:noProof/>
+              </w:rPr>
+              <w:t>Comandos ejecutados en el Máster</w:t>
+            </w:r>
+            <w:r>
+              <w:rPr>
+                <w:noProof/>
+                <w:webHidden/>
+              </w:rPr>
+              <w:tab/>
+            </w:r>
+            <w:r>
+              <w:rPr>
+                <w:noProof/>
+                <w:webHidden/>
+              </w:rPr>
+              <w:fldChar w:fldCharType="begin"/>
+            </w:r>
+            <w:r>
+              <w:rPr>
+                <w:noProof/>
+                <w:webHidden/>
+              </w:rPr>
+              <w:instrText xml:space="preserve"> PAGEREF _Toc225800341 \h </w:instrText>
+            </w:r>
+            <w:r>
+              <w:rPr>
+                <w:noProof/>
+                <w:webHidden/>
+              </w:rPr>
+            </w:r>
+            <w:r>
+              <w:rPr>
+                <w:noProof/>
+                <w:webHidden/>
+              </w:rPr>
+              <w:fldChar w:fldCharType="separate"/>
+            </w:r>
+            <w:r>
+              <w:rPr>
+                <w:noProof/>
+                <w:webHidden/>
+              </w:rPr>
+              <w:t>43</w:t>
+            </w:r>
+            <w:r>
+              <w:rPr>
+                <w:noProof/>
+                <w:webHidden/>
+              </w:rPr>
+              <w:fldChar w:fldCharType="end"/>
+            </w:r>
+          </w:hyperlink>
+        </w:p>
+        <w:p>
+          <w:pPr>
+            <w:pStyle w:val="TDC3"/>
+            <w:tabs>
+              <w:tab w:val="right" w:leader="dot" w:pos="9350"/>
+            </w:tabs>
+            <w:rPr>
+              <w:rFonts w:asciiTheme="minorHAnsi" w:eastAsiaTheme="minorEastAsia" w:hAnsiTheme="minorHAnsi"/>
+              <w:noProof/>
+              <w:lang w:eastAsia="es-GT"/>
+            </w:rPr>
+          </w:pPr>
+          <w:hyperlink w:anchor="_Toc225800342" w:history="1">
+            <w:r>
+              <w:rPr>
+                <w:rStyle w:val="Hipervnculo"/>
+                <w:rFonts w:cs="Times New Roman"/>
+                <w:b/>
+                <w:bCs/>
+                <w:noProof/>
+              </w:rPr>
+              <w:t>Configuración del Slave</w:t>
+            </w:r>
+            <w:r>
+              <w:rPr>
+                <w:noProof/>
+                <w:webHidden/>
+              </w:rPr>
+              <w:tab/>
+            </w:r>
+            <w:r>
+              <w:rPr>
+                <w:noProof/>
+                <w:webHidden/>
+              </w:rPr>
+              <w:fldChar w:fldCharType="begin"/>
+            </w:r>
+            <w:r>
+              <w:rPr>
+                <w:noProof/>
+                <w:webHidden/>
+              </w:rPr>
+              <w:instrText xml:space="preserve"> PAGEREF _Toc225800342 \h </w:instrText>
+            </w:r>
+            <w:r>
+              <w:rPr>
+                <w:noProof/>
+                <w:webHidden/>
+              </w:rPr>
+            </w:r>
+            <w:r>
+              <w:rPr>
+                <w:noProof/>
+                <w:webHidden/>
+              </w:rPr>
+              <w:fldChar w:fldCharType="separate"/>
+            </w:r>
+            <w:r>
+              <w:rPr>
+                <w:noProof/>
+                <w:webHidden/>
+              </w:rPr>
+              <w:t>44</w:t>
+            </w:r>
+            <w:r>
+              <w:rPr>
+                <w:noProof/>
+                <w:webHidden/>
+              </w:rPr>
+              <w:fldChar w:fldCharType="end"/>
+            </w:r>
+          </w:hyperlink>
+        </w:p>
+        <w:p>
+          <w:pPr>
+            <w:pStyle w:val="TDC3"/>
+            <w:tabs>
+              <w:tab w:val="right" w:leader="dot" w:pos="9350"/>
+            </w:tabs>
+            <w:rPr>
+              <w:rFonts w:asciiTheme="minorHAnsi" w:eastAsiaTheme="minorEastAsia" w:hAnsiTheme="minorHAnsi"/>
+              <w:noProof/>
+              <w:lang w:eastAsia="es-GT"/>
+            </w:rPr>
+          </w:pPr>
+          <w:hyperlink w:anchor="_Toc225800343" w:history="1">
+            <w:r>
+              <w:rPr>
+                <w:rStyle w:val="Hipervnculo"/>
+                <w:b/>
+                <w:bCs/>
+                <w:noProof/>
+              </w:rPr>
+              <w:t>Comandos ejecutados en el Slave</w:t>
+            </w:r>
+            <w:r>
+              <w:rPr>
+                <w:noProof/>
+                <w:webHidden/>
+              </w:rPr>
+              <w:tab/>
+            </w:r>
+            <w:r>
+              <w:rPr>
+                <w:noProof/>
+                <w:webHidden/>
+              </w:rPr>
+              <w:fldChar w:fldCharType="begin"/>
+            </w:r>
+            <w:r>
+              <w:rPr>
+                <w:noProof/>
+                <w:webHidden/>
+              </w:rPr>
+              <w:instrText xml:space="preserve"> PAGEREF _Toc225800343 \h </w:instrText>
+            </w:r>
+            <w:r>
+              <w:rPr>
+                <w:noProof/>
+                <w:webHidden/>
+              </w:rPr>
+            </w:r>
+            <w:r>
+              <w:rPr>
+                <w:noProof/>
+                <w:webHidden/>
+              </w:rPr>
+              <w:fldChar w:fldCharType="separate"/>
+            </w:r>
+            <w:r>
+              <w:rPr>
+                <w:noProof/>
+                <w:webHidden/>
+              </w:rPr>
+              <w:t>44</w:t>
+            </w:r>
+            <w:r>
+              <w:rPr>
+                <w:noProof/>
+                <w:webHidden/>
+              </w:rPr>
+              <w:fldChar w:fldCharType="end"/>
+            </w:r>
+          </w:hyperlink>
+        </w:p>
+        <w:p>
+          <w:pPr>
+            <w:pStyle w:val="TDC3"/>
+            <w:tabs>
+              <w:tab w:val="right" w:leader="dot" w:pos="9350"/>
+            </w:tabs>
+            <w:rPr>
+              <w:rFonts w:asciiTheme="minorHAnsi" w:eastAsiaTheme="minorEastAsia" w:hAnsiTheme="minorHAnsi"/>
+              <w:noProof/>
+              <w:lang w:eastAsia="es-GT"/>
+            </w:rPr>
+          </w:pPr>
+          <w:hyperlink w:anchor="_Toc225800344" w:history="1">
+            <w:r>
+              <w:rPr>
+                <w:rStyle w:val="Hipervnculo"/>
+                <w:rFonts w:cs="Times New Roman"/>
+                <w:b/>
+                <w:bCs/>
+                <w:noProof/>
+              </w:rPr>
+              <w:t>Configuración del Slave para conectarse al Máster</w:t>
+            </w:r>
+            <w:r>
+              <w:rPr>
+                <w:noProof/>
+                <w:webHidden/>
+              </w:rPr>
+              <w:tab/>
+            </w:r>
+            <w:r>
+              <w:rPr>
+                <w:noProof/>
+                <w:webHidden/>
+              </w:rPr>
+              <w:fldChar w:fldCharType="begin"/>
+            </w:r>
+            <w:r>
+              <w:rPr>
+                <w:noProof/>
+                <w:webHidden/>
+              </w:rPr>
+              <w:instrText xml:space="preserve"> PAGEREF _Toc225800344 \h </w:instrText>
+            </w:r>
+            <w:r>
+              <w:rPr>
+                <w:noProof/>
+                <w:webHidden/>
+              </w:rPr>
+            </w:r>
+            <w:r>
+              <w:rPr>
+                <w:noProof/>
+                <w:webHidden/>
+              </w:rPr>
+              <w:fldChar w:fldCharType="separate"/>
+            </w:r>
+            <w:r>
+              <w:rPr>
+                <w:noProof/>
+                <w:webHidden/>
+              </w:rPr>
+              <w:t>46</w:t>
             </w:r>
             <w:r>
               <w:rPr>
@@ -3373,7 +3828,7 @@
               <w:lang w:eastAsia="es-GT"/>
             </w:rPr>
           </w:pPr>
-          <w:hyperlink w:anchor="_Toc225599006" w:history="1">
+          <w:hyperlink w:anchor="_Toc225800345" w:history="1">
             <w:r>
               <w:rPr>
                 <w:rStyle w:val="Hipervnculo"/>
@@ -3403,7 +3858,7 @@
                 <w:noProof/>
                 <w:webHidden/>
               </w:rPr>
-              <w:instrText xml:space="preserve"> PAGEREF _Toc225599006 \h </w:instrText>
+              <w:instrText xml:space="preserve"> PAGEREF _Toc225800345 \h </w:instrText>
             </w:r>
             <w:r>
               <w:rPr>
@@ -3423,7 +3878,7 @@
                 <w:noProof/>
                 <w:webHidden/>
               </w:rPr>
-              <w:t>43</w:t>
+              <w:t>47</w:t>
             </w:r>
             <w:r>
               <w:rPr>
@@ -3446,7 +3901,7 @@
               <w:lang w:eastAsia="es-GT"/>
             </w:rPr>
           </w:pPr>
-          <w:hyperlink w:anchor="_Toc225599007" w:history="1">
+          <w:hyperlink w:anchor="_Toc225800346" w:history="1">
             <w:r>
               <w:rPr>
                 <w:rStyle w:val="Hipervnculo"/>
@@ -3476,7 +3931,7 @@
                 <w:noProof/>
                 <w:webHidden/>
               </w:rPr>
-              <w:instrText xml:space="preserve"> PAGEREF _Toc225599007 \h </w:instrText>
+              <w:instrText xml:space="preserve"> PAGEREF _Toc225800346 \h </w:instrText>
             </w:r>
             <w:r>
               <w:rPr>
@@ -3496,7 +3951,7 @@
                 <w:noProof/>
                 <w:webHidden/>
               </w:rPr>
-              <w:t>45</w:t>
+              <w:t>49</w:t>
             </w:r>
             <w:r>
               <w:rPr>
@@ -3519,7 +3974,7 @@
               <w:lang w:eastAsia="es-GT"/>
             </w:rPr>
           </w:pPr>
-          <w:hyperlink w:anchor="_Toc225599008" w:history="1">
+          <w:hyperlink w:anchor="_Toc225800347" w:history="1">
             <w:r>
               <w:rPr>
                 <w:rStyle w:val="Hipervnculo"/>
@@ -3549,7 +4004,7 @@
                 <w:noProof/>
                 <w:webHidden/>
               </w:rPr>
-              <w:instrText xml:space="preserve"> PAGEREF _Toc225599008 \h </w:instrText>
+              <w:instrText xml:space="preserve"> PAGEREF _Toc225800347 \h </w:instrText>
             </w:r>
             <w:r>
               <w:rPr>
@@ -3569,7 +4024,7 @@
                 <w:noProof/>
                 <w:webHidden/>
               </w:rPr>
-              <w:t>45</w:t>
+              <w:t>49</w:t>
             </w:r>
             <w:r>
               <w:rPr>
@@ -3592,7 +4047,7 @@
               <w:lang w:eastAsia="es-GT"/>
             </w:rPr>
           </w:pPr>
-          <w:hyperlink w:anchor="_Toc225599009" w:history="1">
+          <w:hyperlink w:anchor="_Toc225800348" w:history="1">
             <w:r>
               <w:rPr>
                 <w:rStyle w:val="Hipervnculo"/>
@@ -3622,7 +4077,7 @@
                 <w:noProof/>
                 <w:webHidden/>
               </w:rPr>
-              <w:instrText xml:space="preserve"> PAGEREF _Toc225599009 \h </w:instrText>
+              <w:instrText xml:space="preserve"> PAGEREF _Toc225800348 \h </w:instrText>
             </w:r>
             <w:r>
               <w:rPr>
@@ -3642,7 +4097,80 @@
                 <w:noProof/>
                 <w:webHidden/>
               </w:rPr>
-              <w:t>45</w:t>
+              <w:t>49</w:t>
+            </w:r>
+            <w:r>
+              <w:rPr>
+                <w:noProof/>
+                <w:webHidden/>
+              </w:rPr>
+              <w:fldChar w:fldCharType="end"/>
+            </w:r>
+          </w:hyperlink>
+        </w:p>
+        <w:p>
+          <w:pPr>
+            <w:pStyle w:val="TDC1"/>
+            <w:tabs>
+              <w:tab w:val="right" w:leader="dot" w:pos="9350"/>
+            </w:tabs>
+            <w:rPr>
+              <w:rFonts w:asciiTheme="minorHAnsi" w:eastAsiaTheme="minorEastAsia" w:hAnsiTheme="minorHAnsi"/>
+              <w:noProof/>
+              <w:lang w:eastAsia="es-GT"/>
+            </w:rPr>
+          </w:pPr>
+          <w:hyperlink w:anchor="_Toc225800349" w:history="1">
+            <w:r>
+              <w:rPr>
+                <w:rStyle w:val="Hipervnculo"/>
+                <w:rFonts w:cs="Times New Roman"/>
+                <w:b/>
+                <w:bCs/>
+                <w:noProof/>
+              </w:rPr>
+              <w:t>Presentación</w:t>
+            </w:r>
+            <w:r>
+              <w:rPr>
+                <w:noProof/>
+                <w:webHidden/>
+              </w:rPr>
+              <w:tab/>
+            </w:r>
+            <w:r>
+              <w:rPr>
+                <w:noProof/>
+                <w:webHidden/>
+              </w:rPr>
+              <w:fldChar w:fldCharType="begin"/>
+            </w:r>
+            <w:r>
+              <w:rPr>
+                <w:noProof/>
+                <w:webHidden/>
+              </w:rPr>
+              <w:instrText xml:space="preserve"> PAGEREF _Toc225800349 \h </w:instrText>
+            </w:r>
+            <w:r>
+              <w:rPr>
+                <w:noProof/>
+                <w:webHidden/>
+              </w:rPr>
+            </w:r>
+            <w:r>
+              <w:rPr>
+                <w:noProof/>
+                <w:webHidden/>
+              </w:rPr>
+              <w:fldChar w:fldCharType="separate"/>
+            </w:r>
+            <w:r>
+              <w:rPr>
+                <w:noProof/>
+                <w:webHidden/>
+              </w:rPr>
+              <w:t>49</w:t>
             </w:r>
             <w:r>
               <w:rPr>
@@ -3682,6 +4210,11 @@
         </w:rPr>
       </w:pPr>
     </w:p>
+    <w:p/>
+    <w:p/>
+    <w:p/>
+    <w:p/>
+    <w:p/>
     <w:p>
       <w:pPr>
         <w:pStyle w:val="Ttulo1"/>
@@ -3690,93 +4223,46 @@
           <w:color w:val="auto"/>
         </w:rPr>
       </w:pPr>
-    </w:p>
-    <w:p>
-      <w:pPr>
-        <w:pStyle w:val="Ttulo1"/>
+      <w:bookmarkStart w:id="0" w:name="_Toc225800300"/>
+      <w:r>
         <w:rPr>
           <w:rFonts w:ascii="Times New Roman" w:hAnsi="Times New Roman" w:cs="Times New Roman"/>
           <w:color w:val="auto"/>
         </w:rPr>
-      </w:pPr>
-    </w:p>
-    <w:p>
-      <w:pPr>
-        <w:pStyle w:val="Ttulo1"/>
+        <w:lastRenderedPageBreak/>
+        <w:t>Introducción</w:t>
+      </w:r>
+      <w:bookmarkEnd w:id="0"/>
+    </w:p>
+    <w:p>
+      <w:pPr>
+        <w:jc w:val="both"/>
+        <w:rPr>
+          <w:rFonts w:cs="Times New Roman"/>
+        </w:rPr>
+      </w:pPr>
+      <w:r>
+        <w:rPr>
+          <w:rFonts w:cs="Times New Roman"/>
+        </w:rPr>
+        <w:t>Este proyecto presenta el diseño e implementación de un sistema de gestión de inventario para una empresa, incluyendo el control de productos y ventas. El objetivo principal es organizar y generar reportes que faciliten la toma de decisiones</w:t>
+      </w:r>
+      <w:r>
+        <w:rPr>
+          <w:rFonts w:cs="Times New Roman"/>
+        </w:rPr>
+        <w:t>.</w:t>
+      </w:r>
+    </w:p>
+    <w:p>
+      <w:pPr>
+        <w:pStyle w:val="Ttulo2"/>
         <w:rPr>
           <w:rFonts w:ascii="Times New Roman" w:hAnsi="Times New Roman" w:cs="Times New Roman"/>
           <w:color w:val="auto"/>
         </w:rPr>
       </w:pPr>
-    </w:p>
-    <w:p>
-      <w:pPr>
-        <w:pStyle w:val="Ttulo1"/>
-        <w:rPr>
-          <w:rFonts w:ascii="Times New Roman" w:hAnsi="Times New Roman" w:cs="Times New Roman"/>
-          <w:color w:val="auto"/>
-        </w:rPr>
-      </w:pPr>
-    </w:p>
-    <w:p>
-      <w:pPr>
-        <w:pStyle w:val="Ttulo1"/>
-        <w:rPr>
-          <w:rFonts w:ascii="Times New Roman" w:hAnsi="Times New Roman" w:cs="Times New Roman"/>
-          <w:color w:val="auto"/>
-        </w:rPr>
-      </w:pPr>
-    </w:p>
-    <w:p/>
-    <w:p/>
-    <w:p>
-      <w:pPr>
-        <w:pStyle w:val="Ttulo1"/>
-        <w:rPr>
-          <w:rFonts w:ascii="Times New Roman" w:hAnsi="Times New Roman" w:cs="Times New Roman"/>
-          <w:color w:val="auto"/>
-        </w:rPr>
-      </w:pPr>
-      <w:bookmarkStart w:id="0" w:name="_Toc225598967"/>
-      <w:r>
-        <w:rPr>
-          <w:rFonts w:ascii="Times New Roman" w:hAnsi="Times New Roman" w:cs="Times New Roman"/>
-          <w:color w:val="auto"/>
-        </w:rPr>
-        <w:lastRenderedPageBreak/>
-        <w:t>Introducción</w:t>
-      </w:r>
-      <w:bookmarkEnd w:id="0"/>
-    </w:p>
-    <w:p>
-      <w:pPr>
-        <w:jc w:val="both"/>
-        <w:rPr>
-          <w:rFonts w:cs="Times New Roman"/>
-        </w:rPr>
-      </w:pPr>
-      <w:r>
-        <w:rPr>
-          <w:rFonts w:cs="Times New Roman"/>
-        </w:rPr>
-        <w:t>Este proyecto presenta el diseño e implementación de un sistema de gestión de inventario para una empresa, incluyendo el control de productos y ventas. El objetivo principal es organizar y generar reportes que faciliten la toma de decisiones</w:t>
-      </w:r>
-      <w:r>
-        <w:rPr>
-          <w:rFonts w:cs="Times New Roman"/>
-        </w:rPr>
-        <w:t>.</w:t>
-      </w:r>
-    </w:p>
-    <w:p>
-      <w:pPr>
-        <w:pStyle w:val="Ttulo2"/>
-        <w:rPr>
-          <w:rFonts w:ascii="Times New Roman" w:hAnsi="Times New Roman" w:cs="Times New Roman"/>
-          <w:color w:val="auto"/>
-        </w:rPr>
-      </w:pPr>
-      <w:bookmarkStart w:id="1" w:name="_Toc225598968"/>
+      <w:bookmarkStart w:id="1" w:name="_Toc225800301"/>
       <w:r>
         <w:rPr>
           <w:rFonts w:ascii="Times New Roman" w:hAnsi="Times New Roman" w:cs="Times New Roman"/>
@@ -3963,7 +4449,7 @@
           <w:color w:val="auto"/>
         </w:rPr>
       </w:pPr>
-      <w:bookmarkStart w:id="2" w:name="_Toc225598969"/>
+      <w:bookmarkStart w:id="2" w:name="_Toc225800302"/>
       <w:r>
         <w:rPr>
           <w:rFonts w:ascii="Times New Roman" w:hAnsi="Times New Roman" w:cs="Times New Roman"/>
@@ -4113,7 +4599,7 @@
           <w:color w:val="auto"/>
         </w:rPr>
       </w:pPr>
-      <w:bookmarkStart w:id="3" w:name="_Toc225598970"/>
+      <w:bookmarkStart w:id="3" w:name="_Toc225800303"/>
       <w:r>
         <w:rPr>
           <w:rFonts w:ascii="Times New Roman" w:hAnsi="Times New Roman" w:cs="Times New Roman"/>
@@ -4159,7 +4645,7 @@
           <w:color w:val="auto"/>
         </w:rPr>
       </w:pPr>
-      <w:bookmarkStart w:id="4" w:name="_Toc225598971"/>
+      <w:bookmarkStart w:id="4" w:name="_Toc225800304"/>
       <w:r>
         <w:rPr>
           <w:rFonts w:ascii="Times New Roman" w:hAnsi="Times New Roman" w:cs="Times New Roman"/>
@@ -4178,7 +4664,7 @@
           <w:color w:val="auto"/>
         </w:rPr>
       </w:pPr>
-      <w:bookmarkStart w:id="5" w:name="_Toc225598972"/>
+      <w:bookmarkStart w:id="5" w:name="_Toc225800305"/>
       <w:r>
         <w:rPr>
           <w:rFonts w:ascii="Times New Roman" w:hAnsi="Times New Roman" w:cs="Times New Roman"/>
@@ -4942,7 +5428,7 @@
           <w:color w:val="auto"/>
         </w:rPr>
       </w:pPr>
-      <w:bookmarkStart w:id="6" w:name="_Toc225598973"/>
+      <w:bookmarkStart w:id="6" w:name="_Toc225800306"/>
       <w:r>
         <w:rPr>
           <w:rFonts w:ascii="Times New Roman" w:hAnsi="Times New Roman" w:cs="Times New Roman"/>
@@ -5091,7 +5577,7 @@
           <w:color w:val="auto"/>
         </w:rPr>
       </w:pPr>
-      <w:bookmarkStart w:id="7" w:name="_Toc225598974"/>
+      <w:bookmarkStart w:id="7" w:name="_Toc225800307"/>
       <w:r>
         <w:rPr>
           <w:rFonts w:ascii="Times New Roman" w:hAnsi="Times New Roman" w:cs="Times New Roman"/>
@@ -5122,7 +5608,7 @@
           <w:color w:val="auto"/>
         </w:rPr>
       </w:pPr>
-      <w:bookmarkStart w:id="8" w:name="_Toc225598975"/>
+      <w:bookmarkStart w:id="8" w:name="_Toc225800308"/>
       <w:r>
         <w:rPr>
           <w:rFonts w:ascii="Times New Roman" w:hAnsi="Times New Roman" w:cs="Times New Roman"/>
@@ -5216,7 +5702,7 @@
           <w:color w:val="auto"/>
         </w:rPr>
       </w:pPr>
-      <w:bookmarkStart w:id="9" w:name="_Toc225598976"/>
+      <w:bookmarkStart w:id="9" w:name="_Toc225800309"/>
       <w:r>
         <w:rPr>
           <w:rFonts w:ascii="Times New Roman" w:hAnsi="Times New Roman" w:cs="Times New Roman"/>
@@ -5450,7 +5936,7 @@
           <w:color w:val="auto"/>
         </w:rPr>
       </w:pPr>
-      <w:bookmarkStart w:id="10" w:name="_Toc225598977"/>
+      <w:bookmarkStart w:id="10" w:name="_Toc225800310"/>
       <w:r>
         <w:rPr>
           <w:rFonts w:ascii="Times New Roman" w:hAnsi="Times New Roman" w:cs="Times New Roman"/>
@@ -9206,7 +9692,7 @@
           <w:color w:val="auto"/>
         </w:rPr>
       </w:pPr>
-      <w:bookmarkStart w:id="11" w:name="_Toc225598978"/>
+      <w:bookmarkStart w:id="11" w:name="_Toc225800311"/>
       <w:r>
         <w:rPr>
           <w:rFonts w:ascii="Times New Roman" w:hAnsi="Times New Roman" w:cs="Times New Roman"/>
@@ -16772,7 +17258,7 @@
           <w:color w:val="auto"/>
         </w:rPr>
       </w:pPr>
-      <w:bookmarkStart w:id="12" w:name="_Toc225598979"/>
+      <w:bookmarkStart w:id="12" w:name="_Toc225800312"/>
       <w:r>
         <w:rPr>
           <w:rFonts w:ascii="Times New Roman" w:hAnsi="Times New Roman" w:cs="Times New Roman"/>
@@ -17674,7 +18160,7 @@
           <w:color w:val="auto"/>
         </w:rPr>
       </w:pPr>
-      <w:bookmarkStart w:id="13" w:name="_Toc225598980"/>
+      <w:bookmarkStart w:id="13" w:name="_Toc225800313"/>
       <w:r>
         <w:rPr>
           <w:rFonts w:ascii="Times New Roman" w:hAnsi="Times New Roman" w:cs="Times New Roman"/>
@@ -17749,7 +18235,7 @@
           <w:color w:val="auto"/>
         </w:rPr>
       </w:pPr>
-      <w:bookmarkStart w:id="14" w:name="_Toc225598981"/>
+      <w:bookmarkStart w:id="14" w:name="_Toc225800314"/>
       <w:r>
         <w:rPr>
           <w:rFonts w:ascii="Times New Roman" w:hAnsi="Times New Roman" w:cs="Times New Roman"/>
@@ -17932,7 +18418,7 @@
           <w:color w:val="auto"/>
         </w:rPr>
       </w:pPr>
-      <w:bookmarkStart w:id="15" w:name="_Toc225598982"/>
+      <w:bookmarkStart w:id="15" w:name="_Toc225800315"/>
       <w:r>
         <w:rPr>
           <w:rFonts w:ascii="Times New Roman" w:hAnsi="Times New Roman" w:cs="Times New Roman"/>
@@ -18197,7 +18683,7 @@
           <w:color w:val="auto"/>
         </w:rPr>
       </w:pPr>
-      <w:bookmarkStart w:id="16" w:name="_Toc225598983"/>
+      <w:bookmarkStart w:id="16" w:name="_Toc225800316"/>
       <w:r>
         <w:rPr>
           <w:rFonts w:ascii="Times New Roman" w:hAnsi="Times New Roman" w:cs="Times New Roman"/>
@@ -18520,7 +19006,7 @@
           <w:color w:val="auto"/>
         </w:rPr>
       </w:pPr>
-      <w:bookmarkStart w:id="17" w:name="_Toc225598984"/>
+      <w:bookmarkStart w:id="17" w:name="_Toc225800317"/>
       <w:r>
         <w:rPr>
           <w:rFonts w:ascii="Times New Roman" w:hAnsi="Times New Roman" w:cs="Times New Roman"/>
@@ -19061,7 +19547,7 @@
           <w:color w:val="auto"/>
         </w:rPr>
       </w:pPr>
-      <w:bookmarkStart w:id="18" w:name="_Toc225598985"/>
+      <w:bookmarkStart w:id="18" w:name="_Toc225800318"/>
       <w:r>
         <w:rPr>
           <w:rFonts w:ascii="Times New Roman" w:hAnsi="Times New Roman" w:cs="Times New Roman"/>
@@ -19552,7 +20038,7 @@
           <w:color w:val="auto"/>
         </w:rPr>
       </w:pPr>
-      <w:bookmarkStart w:id="19" w:name="_Toc225598986"/>
+      <w:bookmarkStart w:id="19" w:name="_Toc225800319"/>
       <w:r>
         <w:rPr>
           <w:rFonts w:ascii="Times New Roman" w:hAnsi="Times New Roman" w:cs="Times New Roman"/>
@@ -20101,7 +20587,7 @@
           <w:color w:val="auto"/>
         </w:rPr>
       </w:pPr>
-      <w:bookmarkStart w:id="20" w:name="_Toc225598987"/>
+      <w:bookmarkStart w:id="20" w:name="_Toc225800320"/>
       <w:r>
         <w:rPr>
           <w:rFonts w:ascii="Times New Roman" w:hAnsi="Times New Roman" w:cs="Times New Roman"/>
@@ -20396,7 +20882,7 @@
           <w:color w:val="auto"/>
         </w:rPr>
       </w:pPr>
-      <w:bookmarkStart w:id="21" w:name="_Toc225598988"/>
+      <w:bookmarkStart w:id="21" w:name="_Toc225800321"/>
       <w:r>
         <w:rPr>
           <w:rFonts w:ascii="Times New Roman" w:hAnsi="Times New Roman" w:cs="Times New Roman"/>
@@ -20909,7 +21395,7 @@
           <w:color w:val="auto"/>
         </w:rPr>
       </w:pPr>
-      <w:bookmarkStart w:id="22" w:name="_Toc225598989"/>
+      <w:bookmarkStart w:id="22" w:name="_Toc225800322"/>
       <w:r>
         <w:rPr>
           <w:rFonts w:ascii="Times New Roman" w:hAnsi="Times New Roman" w:cs="Times New Roman"/>
@@ -21478,7 +21964,7 @@
           <w:color w:val="auto"/>
         </w:rPr>
       </w:pPr>
-      <w:bookmarkStart w:id="23" w:name="_Toc225598990"/>
+      <w:bookmarkStart w:id="23" w:name="_Toc225800323"/>
       <w:r>
         <w:rPr>
           <w:rFonts w:ascii="Times New Roman" w:hAnsi="Times New Roman" w:cs="Times New Roman"/>
@@ -21869,6 +22355,7 @@
                 <w:rFonts w:ascii="Consolas" w:hAnsi="Consolas" w:cs="Times New Roman"/>
                 <w:sz w:val="20"/>
                 <w:szCs w:val="20"/>
+                <w:lang w:val="en-US"/>
               </w:rPr>
             </w:pPr>
             <w:r>
@@ -21886,6 +22373,7 @@
                 <w:rFonts w:ascii="Consolas" w:hAnsi="Consolas" w:cs="Times New Roman"/>
                 <w:sz w:val="20"/>
                 <w:szCs w:val="20"/>
+                <w:lang w:val="en-US"/>
               </w:rPr>
               <w:t>precio_unitario</w:t>
             </w:r>
@@ -21895,25 +22383,47 @@
                 <w:rFonts w:ascii="Consolas" w:hAnsi="Consolas" w:cs="Times New Roman"/>
                 <w:sz w:val="20"/>
                 <w:szCs w:val="20"/>
-              </w:rPr>
-              <w:t xml:space="preserve"> DECIMAL(10,2) NOT NULL,</w:t>
-            </w:r>
-          </w:p>
-          <w:p>
-            <w:pPr>
-              <w:jc w:val="both"/>
-              <w:rPr>
-                <w:rFonts w:ascii="Consolas" w:hAnsi="Consolas" w:cs="Times New Roman"/>
-                <w:sz w:val="20"/>
-                <w:szCs w:val="20"/>
-                <w:lang w:val="en-US"/>
-              </w:rPr>
-            </w:pPr>
-            <w:r>
-              <w:rPr>
-                <w:rFonts w:ascii="Consolas" w:hAnsi="Consolas" w:cs="Times New Roman"/>
-                <w:sz w:val="20"/>
-                <w:szCs w:val="20"/>
+                <w:lang w:val="en-US"/>
+              </w:rPr>
+              <w:t xml:space="preserve"> </w:t>
+            </w:r>
+            <w:proofErr w:type="gramStart"/>
+            <w:r>
+              <w:rPr>
+                <w:rFonts w:ascii="Consolas" w:hAnsi="Consolas" w:cs="Times New Roman"/>
+                <w:sz w:val="20"/>
+                <w:szCs w:val="20"/>
+                <w:lang w:val="en-US"/>
+              </w:rPr>
+              <w:t>DECIMAL(</w:t>
+            </w:r>
+            <w:proofErr w:type="gramEnd"/>
+            <w:r>
+              <w:rPr>
+                <w:rFonts w:ascii="Consolas" w:hAnsi="Consolas" w:cs="Times New Roman"/>
+                <w:sz w:val="20"/>
+                <w:szCs w:val="20"/>
+                <w:lang w:val="en-US"/>
+              </w:rPr>
+              <w:t>10,2) NOT NULL,</w:t>
+            </w:r>
+          </w:p>
+          <w:p>
+            <w:pPr>
+              <w:jc w:val="both"/>
+              <w:rPr>
+                <w:rFonts w:ascii="Consolas" w:hAnsi="Consolas" w:cs="Times New Roman"/>
+                <w:sz w:val="20"/>
+                <w:szCs w:val="20"/>
+                <w:lang w:val="en-US"/>
+              </w:rPr>
+            </w:pPr>
+            <w:r>
+              <w:rPr>
+                <w:rFonts w:ascii="Consolas" w:hAnsi="Consolas" w:cs="Times New Roman"/>
+                <w:sz w:val="20"/>
+                <w:szCs w:val="20"/>
+                <w:lang w:val="en-US"/>
               </w:rPr>
               <w:t xml:space="preserve">    </w:t>
             </w:r>
@@ -22260,7 +22770,7 @@
           <w:color w:val="auto"/>
         </w:rPr>
       </w:pPr>
-      <w:bookmarkStart w:id="24" w:name="_Toc225598991"/>
+      <w:bookmarkStart w:id="24" w:name="_Toc225800324"/>
       <w:r>
         <w:rPr>
           <w:rFonts w:ascii="Times New Roman" w:hAnsi="Times New Roman" w:cs="Times New Roman"/>
@@ -23386,7 +23896,7 @@
           <w:color w:val="auto"/>
         </w:rPr>
       </w:pPr>
-      <w:bookmarkStart w:id="25" w:name="_Toc225598992"/>
+      <w:bookmarkStart w:id="25" w:name="_Toc225800325"/>
       <w:r>
         <w:rPr>
           <w:rFonts w:ascii="Times New Roman" w:hAnsi="Times New Roman" w:cs="Times New Roman"/>
@@ -24399,7 +24909,7 @@
           <w:color w:val="auto"/>
         </w:rPr>
       </w:pPr>
-      <w:bookmarkStart w:id="26" w:name="_Toc225598993"/>
+      <w:bookmarkStart w:id="26" w:name="_Toc225800326"/>
       <w:r>
         <w:rPr>
           <w:rFonts w:ascii="Times New Roman" w:hAnsi="Times New Roman" w:cs="Times New Roman"/>
@@ -24728,7 +25238,7 @@
           <w:color w:val="auto"/>
         </w:rPr>
       </w:pPr>
-      <w:bookmarkStart w:id="27" w:name="_Toc225598994"/>
+      <w:bookmarkStart w:id="27" w:name="_Toc225800327"/>
       <w:r>
         <w:rPr>
           <w:rFonts w:ascii="Times New Roman" w:hAnsi="Times New Roman" w:cs="Times New Roman"/>
@@ -27778,7 +28288,7 @@
           <w:color w:val="auto"/>
         </w:rPr>
       </w:pPr>
-      <w:bookmarkStart w:id="28" w:name="_Toc225598995"/>
+      <w:bookmarkStart w:id="28" w:name="_Toc225800328"/>
       <w:r>
         <w:rPr>
           <w:rFonts w:ascii="Times New Roman" w:hAnsi="Times New Roman" w:cs="Times New Roman"/>
@@ -28014,80 +28524,11 @@
           <w:rFonts w:cs="Times New Roman"/>
         </w:rPr>
       </w:pPr>
-    </w:p>
-    <w:p>
-      <w:pPr>
-        <w:rPr>
-          <w:rFonts w:cs="Times New Roman"/>
-        </w:rPr>
-      </w:pPr>
-    </w:p>
-    <w:p>
-      <w:pPr>
-        <w:rPr>
-          <w:rFonts w:cs="Times New Roman"/>
-        </w:rPr>
-      </w:pPr>
-    </w:p>
-    <w:p>
-      <w:pPr>
-        <w:rPr>
-          <w:rFonts w:cs="Times New Roman"/>
-        </w:rPr>
-      </w:pPr>
-    </w:p>
-    <w:p>
-      <w:pPr>
-        <w:rPr>
-          <w:rFonts w:cs="Times New Roman"/>
-        </w:rPr>
-      </w:pPr>
-    </w:p>
-    <w:p>
-      <w:pPr>
-        <w:rPr>
-          <w:rFonts w:cs="Times New Roman"/>
-        </w:rPr>
-      </w:pPr>
-    </w:p>
-    <w:p>
-      <w:pPr>
-        <w:rPr>
-          <w:rFonts w:cs="Times New Roman"/>
-        </w:rPr>
-      </w:pPr>
-    </w:p>
-    <w:p>
-      <w:pPr>
-        <w:rPr>
-          <w:rFonts w:cs="Times New Roman"/>
-        </w:rPr>
-      </w:pPr>
-    </w:p>
-    <w:p>
-      <w:pPr>
-        <w:rPr>
-          <w:rFonts w:cs="Times New Roman"/>
-        </w:rPr>
-      </w:pPr>
-    </w:p>
-    <w:p>
-      <w:pPr>
-        <w:rPr>
-          <w:rFonts w:cs="Times New Roman"/>
-        </w:rPr>
-      </w:pPr>
-    </w:p>
-    <w:p>
-      <w:pPr>
-        <w:rPr>
-          <w:rFonts w:cs="Times New Roman"/>
-        </w:rPr>
-      </w:pPr>
-      <w:r>
-        <w:rPr>
-          <w:rFonts w:cs="Times New Roman"/>
-        </w:rPr>
+      <w:r>
+        <w:rPr>
+          <w:rFonts w:cs="Times New Roman"/>
+        </w:rPr>
+        <w:lastRenderedPageBreak/>
         <w:t>Resumen de transferencias</w:t>
       </w:r>
     </w:p>
@@ -28138,6 +28579,76 @@
           </wp:inline>
         </w:drawing>
       </w:r>
+    </w:p>
+    <w:p>
+      <w:pPr>
+        <w:rPr>
+          <w:rFonts w:cs="Times New Roman"/>
+        </w:rPr>
+      </w:pPr>
+    </w:p>
+    <w:p>
+      <w:pPr>
+        <w:rPr>
+          <w:rFonts w:cs="Times New Roman"/>
+        </w:rPr>
+      </w:pPr>
+    </w:p>
+    <w:p>
+      <w:pPr>
+        <w:rPr>
+          <w:rFonts w:cs="Times New Roman"/>
+        </w:rPr>
+      </w:pPr>
+    </w:p>
+    <w:p>
+      <w:pPr>
+        <w:rPr>
+          <w:rFonts w:cs="Times New Roman"/>
+        </w:rPr>
+      </w:pPr>
+    </w:p>
+    <w:p>
+      <w:pPr>
+        <w:rPr>
+          <w:rFonts w:cs="Times New Roman"/>
+        </w:rPr>
+      </w:pPr>
+    </w:p>
+    <w:p>
+      <w:pPr>
+        <w:rPr>
+          <w:rFonts w:cs="Times New Roman"/>
+        </w:rPr>
+      </w:pPr>
+    </w:p>
+    <w:p>
+      <w:pPr>
+        <w:rPr>
+          <w:rFonts w:cs="Times New Roman"/>
+        </w:rPr>
+      </w:pPr>
+    </w:p>
+    <w:p>
+      <w:pPr>
+        <w:rPr>
+          <w:rFonts w:cs="Times New Roman"/>
+        </w:rPr>
+      </w:pPr>
+    </w:p>
+    <w:p>
+      <w:pPr>
+        <w:rPr>
+          <w:rFonts w:cs="Times New Roman"/>
+        </w:rPr>
+      </w:pPr>
+    </w:p>
+    <w:p>
+      <w:pPr>
+        <w:rPr>
+          <w:rFonts w:cs="Times New Roman"/>
+        </w:rPr>
+      </w:pPr>
     </w:p>
     <w:p>
       <w:pPr>
@@ -28882,7 +29393,7 @@
           <w:color w:val="auto"/>
         </w:rPr>
       </w:pPr>
-      <w:bookmarkStart w:id="29" w:name="_Toc225598996"/>
+      <w:bookmarkStart w:id="29" w:name="_Toc225800329"/>
       <w:r>
         <w:rPr>
           <w:rFonts w:ascii="Times New Roman" w:hAnsi="Times New Roman" w:cs="Times New Roman"/>
@@ -29351,47 +29862,16 @@
                 <w:rFonts w:cs="Times New Roman"/>
                 <w:sz w:val="20"/>
                 <w:szCs w:val="20"/>
-                <w:lang w:val="en-US"/>
-              </w:rPr>
-            </w:pPr>
-            <w:r>
-              <w:rPr>
-                <w:rFonts w:cs="Times New Roman"/>
-                <w:sz w:val="20"/>
-                <w:szCs w:val="20"/>
-                <w:lang w:val="en-US"/>
-              </w:rPr>
-              <w:t>on sistema_</w:t>
-            </w:r>
-            <w:proofErr w:type="gramStart"/>
-            <w:r>
-              <w:rPr>
-                <w:rFonts w:cs="Times New Roman"/>
-                <w:sz w:val="20"/>
-                <w:szCs w:val="20"/>
-                <w:lang w:val="en-US"/>
-              </w:rPr>
-              <w:t>inventario.*</w:t>
-            </w:r>
-            <w:proofErr w:type="gramEnd"/>
-            <w:r>
-              <w:rPr>
-                <w:rFonts w:cs="Times New Roman"/>
-                <w:sz w:val="20"/>
-                <w:szCs w:val="20"/>
-                <w:lang w:val="en-US"/>
-              </w:rPr>
-              <w:t xml:space="preserve"> to </w:t>
-            </w:r>
+              </w:rPr>
+            </w:pPr>
             <w:proofErr w:type="spellStart"/>
             <w:r>
               <w:rPr>
                 <w:rFonts w:cs="Times New Roman"/>
                 <w:sz w:val="20"/>
                 <w:szCs w:val="20"/>
-                <w:lang w:val="en-US"/>
-              </w:rPr>
-              <w:t>administrador</w:t>
+              </w:rPr>
+              <w:t>on</w:t>
             </w:r>
             <w:proofErr w:type="spellEnd"/>
             <w:r>
@@ -29399,9 +29879,26 @@
                 <w:rFonts w:cs="Times New Roman"/>
                 <w:sz w:val="20"/>
                 <w:szCs w:val="20"/>
-                <w:lang w:val="en-US"/>
-              </w:rPr>
-              <w:t>;</w:t>
+              </w:rPr>
+              <w:t xml:space="preserve"> sistema_inventario.* </w:t>
+            </w:r>
+            <w:proofErr w:type="spellStart"/>
+            <w:r>
+              <w:rPr>
+                <w:rFonts w:cs="Times New Roman"/>
+                <w:sz w:val="20"/>
+                <w:szCs w:val="20"/>
+              </w:rPr>
+              <w:t>to</w:t>
+            </w:r>
+            <w:proofErr w:type="spellEnd"/>
+            <w:r>
+              <w:rPr>
+                <w:rFonts w:cs="Times New Roman"/>
+                <w:sz w:val="20"/>
+                <w:szCs w:val="20"/>
+              </w:rPr>
+              <w:t xml:space="preserve"> administrador;</w:t>
             </w:r>
           </w:p>
         </w:tc>
@@ -29412,7 +29909,6 @@
         <w:jc w:val="both"/>
         <w:rPr>
           <w:rFonts w:cs="Times New Roman"/>
-          <w:lang w:val="en-US"/>
         </w:rPr>
       </w:pPr>
     </w:p>
@@ -29438,59 +29934,34 @@
                 <w:rFonts w:cs="Times New Roman"/>
                 <w:sz w:val="20"/>
                 <w:szCs w:val="20"/>
-                <w:lang w:val="en-US"/>
-              </w:rPr>
-            </w:pPr>
-            <w:r>
-              <w:rPr>
-                <w:rFonts w:cs="Times New Roman"/>
-                <w:sz w:val="20"/>
-                <w:szCs w:val="20"/>
-                <w:lang w:val="en-US"/>
-              </w:rPr>
-              <w:t xml:space="preserve">grant select on </w:t>
-            </w:r>
+              </w:rPr>
+            </w:pPr>
             <w:proofErr w:type="spellStart"/>
             <w:r>
               <w:rPr>
                 <w:rFonts w:cs="Times New Roman"/>
                 <w:sz w:val="20"/>
                 <w:szCs w:val="20"/>
-                <w:lang w:val="en-US"/>
-              </w:rPr>
-              <w:t>sistema_</w:t>
-            </w:r>
-            <w:proofErr w:type="gramStart"/>
-            <w:r>
-              <w:rPr>
-                <w:rFonts w:cs="Times New Roman"/>
-                <w:sz w:val="20"/>
-                <w:szCs w:val="20"/>
-                <w:lang w:val="en-US"/>
-              </w:rPr>
-              <w:t>inventario.producto</w:t>
+              </w:rPr>
+              <w:t>grant</w:t>
             </w:r>
             <w:proofErr w:type="spellEnd"/>
-            <w:proofErr w:type="gramEnd"/>
-            <w:r>
-              <w:rPr>
-                <w:rFonts w:cs="Times New Roman"/>
-                <w:sz w:val="20"/>
-                <w:szCs w:val="20"/>
-                <w:lang w:val="en-US"/>
-              </w:rPr>
-              <w:t xml:space="preserve"> to </w:t>
+            <w:r>
+              <w:rPr>
+                <w:rFonts w:cs="Times New Roman"/>
+                <w:sz w:val="20"/>
+                <w:szCs w:val="20"/>
+              </w:rPr>
+              <w:t xml:space="preserve"> </w:t>
             </w:r>
             <w:proofErr w:type="spellStart"/>
-            <w:proofErr w:type="gramStart"/>
-            <w:r>
-              <w:rPr>
-                <w:rFonts w:cs="Times New Roman"/>
-                <w:sz w:val="20"/>
-                <w:szCs w:val="20"/>
-                <w:lang w:val="en-US"/>
-              </w:rPr>
-              <w:t>operador</w:t>
+            <w:r>
+              <w:rPr>
+                <w:rFonts w:cs="Times New Roman"/>
+                <w:sz w:val="20"/>
+                <w:szCs w:val="20"/>
+              </w:rPr>
+              <w:t>select</w:t>
             </w:r>
             <w:proofErr w:type="spellEnd"/>
             <w:r>
@@ -29498,30 +29969,8 @@
                 <w:rFonts w:cs="Times New Roman"/>
                 <w:sz w:val="20"/>
                 <w:szCs w:val="20"/>
-                <w:lang w:val="en-US"/>
-              </w:rPr>
-              <w:t>;</w:t>
-            </w:r>
-            <w:proofErr w:type="gramEnd"/>
-          </w:p>
-          <w:p>
-            <w:pPr>
-              <w:jc w:val="both"/>
-              <w:rPr>
-                <w:rFonts w:cs="Times New Roman"/>
-                <w:sz w:val="20"/>
-                <w:szCs w:val="20"/>
-                <w:lang w:val="en-US"/>
-              </w:rPr>
-            </w:pPr>
-            <w:r>
-              <w:rPr>
-                <w:rFonts w:cs="Times New Roman"/>
-                <w:sz w:val="20"/>
-                <w:szCs w:val="20"/>
-                <w:lang w:val="en-US"/>
-              </w:rPr>
-              <w:t xml:space="preserve">grant select on </w:t>
+              </w:rPr>
+              <w:t xml:space="preserve"> </w:t>
             </w:r>
             <w:proofErr w:type="spellStart"/>
             <w:r>
@@ -29529,41 +29978,26 @@
                 <w:rFonts w:cs="Times New Roman"/>
                 <w:sz w:val="20"/>
                 <w:szCs w:val="20"/>
-                <w:lang w:val="en-US"/>
-              </w:rPr>
-              <w:t>sistema_</w:t>
-            </w:r>
-            <w:proofErr w:type="gramStart"/>
-            <w:r>
-              <w:rPr>
-                <w:rFonts w:cs="Times New Roman"/>
-                <w:sz w:val="20"/>
-                <w:szCs w:val="20"/>
-                <w:lang w:val="en-US"/>
-              </w:rPr>
-              <w:t>inventario.inventario</w:t>
+              </w:rPr>
+              <w:t>on</w:t>
             </w:r>
             <w:proofErr w:type="spellEnd"/>
-            <w:proofErr w:type="gramEnd"/>
-            <w:r>
-              <w:rPr>
-                <w:rFonts w:cs="Times New Roman"/>
-                <w:sz w:val="20"/>
-                <w:szCs w:val="20"/>
-                <w:lang w:val="en-US"/>
-              </w:rPr>
-              <w:t xml:space="preserve"> to </w:t>
+            <w:r>
+              <w:rPr>
+                <w:rFonts w:cs="Times New Roman"/>
+                <w:sz w:val="20"/>
+                <w:szCs w:val="20"/>
+              </w:rPr>
+              <w:t xml:space="preserve"> </w:t>
             </w:r>
             <w:proofErr w:type="spellStart"/>
-            <w:proofErr w:type="gramStart"/>
-            <w:r>
-              <w:rPr>
-                <w:rFonts w:cs="Times New Roman"/>
-                <w:sz w:val="20"/>
-                <w:szCs w:val="20"/>
-                <w:lang w:val="en-US"/>
-              </w:rPr>
-              <w:t>operador</w:t>
+            <w:r>
+              <w:rPr>
+                <w:rFonts w:cs="Times New Roman"/>
+                <w:sz w:val="20"/>
+                <w:szCs w:val="20"/>
+              </w:rPr>
+              <w:t>sistema_inventario.producto</w:t>
             </w:r>
             <w:proofErr w:type="spellEnd"/>
             <w:r>
@@ -29571,30 +30005,8 @@
                 <w:rFonts w:cs="Times New Roman"/>
                 <w:sz w:val="20"/>
                 <w:szCs w:val="20"/>
-                <w:lang w:val="en-US"/>
-              </w:rPr>
-              <w:t>;</w:t>
-            </w:r>
-            <w:proofErr w:type="gramEnd"/>
-          </w:p>
-          <w:p>
-            <w:pPr>
-              <w:jc w:val="both"/>
-              <w:rPr>
-                <w:rFonts w:cs="Times New Roman"/>
-                <w:sz w:val="20"/>
-                <w:szCs w:val="20"/>
-                <w:lang w:val="en-US"/>
-              </w:rPr>
-            </w:pPr>
-            <w:r>
-              <w:rPr>
-                <w:rFonts w:cs="Times New Roman"/>
-                <w:sz w:val="20"/>
-                <w:szCs w:val="20"/>
-                <w:lang w:val="en-US"/>
-              </w:rPr>
-              <w:t xml:space="preserve">grant select on </w:t>
+              </w:rPr>
+              <w:t xml:space="preserve"> </w:t>
             </w:r>
             <w:proofErr w:type="spellStart"/>
             <w:r>
@@ -29602,41 +30014,36 @@
                 <w:rFonts w:cs="Times New Roman"/>
                 <w:sz w:val="20"/>
                 <w:szCs w:val="20"/>
-                <w:lang w:val="en-US"/>
-              </w:rPr>
-              <w:t>sistema_</w:t>
-            </w:r>
-            <w:proofErr w:type="gramStart"/>
-            <w:r>
-              <w:rPr>
-                <w:rFonts w:cs="Times New Roman"/>
-                <w:sz w:val="20"/>
-                <w:szCs w:val="20"/>
-                <w:lang w:val="en-US"/>
-              </w:rPr>
-              <w:t>inventario.inventario</w:t>
+              </w:rPr>
+              <w:t>to</w:t>
             </w:r>
             <w:proofErr w:type="spellEnd"/>
-            <w:proofErr w:type="gramEnd"/>
-            <w:r>
-              <w:rPr>
-                <w:rFonts w:cs="Times New Roman"/>
-                <w:sz w:val="20"/>
-                <w:szCs w:val="20"/>
-                <w:lang w:val="en-US"/>
-              </w:rPr>
-              <w:t xml:space="preserve"> to </w:t>
-            </w:r>
+            <w:r>
+              <w:rPr>
+                <w:rFonts w:cs="Times New Roman"/>
+                <w:sz w:val="20"/>
+                <w:szCs w:val="20"/>
+              </w:rPr>
+              <w:t xml:space="preserve"> operador;</w:t>
+            </w:r>
+          </w:p>
+          <w:p>
+            <w:pPr>
+              <w:jc w:val="both"/>
+              <w:rPr>
+                <w:rFonts w:cs="Times New Roman"/>
+                <w:sz w:val="20"/>
+                <w:szCs w:val="20"/>
+              </w:rPr>
+            </w:pPr>
             <w:proofErr w:type="spellStart"/>
-            <w:proofErr w:type="gramStart"/>
-            <w:r>
-              <w:rPr>
-                <w:rFonts w:cs="Times New Roman"/>
-                <w:sz w:val="20"/>
-                <w:szCs w:val="20"/>
-                <w:lang w:val="en-US"/>
-              </w:rPr>
-              <w:t>operador</w:t>
+            <w:r>
+              <w:rPr>
+                <w:rFonts w:cs="Times New Roman"/>
+                <w:sz w:val="20"/>
+                <w:szCs w:val="20"/>
+              </w:rPr>
+              <w:t>grant</w:t>
             </w:r>
             <w:proofErr w:type="spellEnd"/>
             <w:r>
@@ -29644,11 +30051,181 @@
                 <w:rFonts w:cs="Times New Roman"/>
                 <w:sz w:val="20"/>
                 <w:szCs w:val="20"/>
-                <w:lang w:val="en-US"/>
-              </w:rPr>
-              <w:t>;</w:t>
-            </w:r>
-            <w:proofErr w:type="gramEnd"/>
+              </w:rPr>
+              <w:t xml:space="preserve"> </w:t>
+            </w:r>
+            <w:proofErr w:type="spellStart"/>
+            <w:r>
+              <w:rPr>
+                <w:rFonts w:cs="Times New Roman"/>
+                <w:sz w:val="20"/>
+                <w:szCs w:val="20"/>
+              </w:rPr>
+              <w:t>select</w:t>
+            </w:r>
+            <w:proofErr w:type="spellEnd"/>
+            <w:r>
+              <w:rPr>
+                <w:rFonts w:cs="Times New Roman"/>
+                <w:sz w:val="20"/>
+                <w:szCs w:val="20"/>
+              </w:rPr>
+              <w:t xml:space="preserve"> </w:t>
+            </w:r>
+            <w:proofErr w:type="spellStart"/>
+            <w:r>
+              <w:rPr>
+                <w:rFonts w:cs="Times New Roman"/>
+                <w:sz w:val="20"/>
+                <w:szCs w:val="20"/>
+              </w:rPr>
+              <w:t>on</w:t>
+            </w:r>
+            <w:proofErr w:type="spellEnd"/>
+            <w:r>
+              <w:rPr>
+                <w:rFonts w:cs="Times New Roman"/>
+                <w:sz w:val="20"/>
+                <w:szCs w:val="20"/>
+              </w:rPr>
+              <w:t xml:space="preserve"> </w:t>
+            </w:r>
+            <w:proofErr w:type="spellStart"/>
+            <w:r>
+              <w:rPr>
+                <w:rFonts w:cs="Times New Roman"/>
+                <w:sz w:val="20"/>
+                <w:szCs w:val="20"/>
+              </w:rPr>
+              <w:t>sistema_inventario.inventario</w:t>
+            </w:r>
+            <w:proofErr w:type="spellEnd"/>
+            <w:r>
+              <w:rPr>
+                <w:rFonts w:cs="Times New Roman"/>
+                <w:sz w:val="20"/>
+                <w:szCs w:val="20"/>
+              </w:rPr>
+              <w:t xml:space="preserve"> </w:t>
+            </w:r>
+            <w:proofErr w:type="spellStart"/>
+            <w:r>
+              <w:rPr>
+                <w:rFonts w:cs="Times New Roman"/>
+                <w:sz w:val="20"/>
+                <w:szCs w:val="20"/>
+              </w:rPr>
+              <w:t>to</w:t>
+            </w:r>
+            <w:proofErr w:type="spellEnd"/>
+            <w:r>
+              <w:rPr>
+                <w:rFonts w:cs="Times New Roman"/>
+                <w:sz w:val="20"/>
+                <w:szCs w:val="20"/>
+              </w:rPr>
+              <w:t xml:space="preserve"> operador;</w:t>
+            </w:r>
+          </w:p>
+          <w:p>
+            <w:pPr>
+              <w:jc w:val="both"/>
+              <w:rPr>
+                <w:rFonts w:cs="Times New Roman"/>
+                <w:sz w:val="20"/>
+                <w:szCs w:val="20"/>
+              </w:rPr>
+            </w:pPr>
+            <w:proofErr w:type="spellStart"/>
+            <w:r>
+              <w:rPr>
+                <w:rFonts w:cs="Times New Roman"/>
+                <w:sz w:val="20"/>
+                <w:szCs w:val="20"/>
+              </w:rPr>
+              <w:t>grant</w:t>
+            </w:r>
+            <w:proofErr w:type="spellEnd"/>
+            <w:r>
+              <w:rPr>
+                <w:rFonts w:cs="Times New Roman"/>
+                <w:sz w:val="20"/>
+                <w:szCs w:val="20"/>
+              </w:rPr>
+              <w:t xml:space="preserve"> </w:t>
+            </w:r>
+            <w:proofErr w:type="spellStart"/>
+            <w:r>
+              <w:rPr>
+                <w:rFonts w:cs="Times New Roman"/>
+                <w:sz w:val="20"/>
+                <w:szCs w:val="20"/>
+              </w:rPr>
+              <w:t>select</w:t>
+            </w:r>
+            <w:proofErr w:type="spellEnd"/>
+            <w:r>
+              <w:rPr>
+                <w:rFonts w:cs="Times New Roman"/>
+                <w:sz w:val="20"/>
+                <w:szCs w:val="20"/>
+              </w:rPr>
+              <w:t xml:space="preserve"> </w:t>
+            </w:r>
+            <w:proofErr w:type="spellStart"/>
+            <w:r>
+              <w:rPr>
+                <w:rFonts w:cs="Times New Roman"/>
+                <w:sz w:val="20"/>
+                <w:szCs w:val="20"/>
+              </w:rPr>
+              <w:t>on</w:t>
+            </w:r>
+            <w:proofErr w:type="spellEnd"/>
+            <w:r>
+              <w:rPr>
+                <w:rFonts w:cs="Times New Roman"/>
+                <w:sz w:val="20"/>
+                <w:szCs w:val="20"/>
+              </w:rPr>
+              <w:t xml:space="preserve"> </w:t>
+            </w:r>
+            <w:proofErr w:type="spellStart"/>
+            <w:r>
+              <w:rPr>
+                <w:rFonts w:cs="Times New Roman"/>
+                <w:sz w:val="20"/>
+                <w:szCs w:val="20"/>
+              </w:rPr>
+              <w:t>sistema_inventario.inventario</w:t>
+            </w:r>
+            <w:proofErr w:type="spellEnd"/>
+            <w:r>
+              <w:rPr>
+                <w:rFonts w:cs="Times New Roman"/>
+                <w:sz w:val="20"/>
+                <w:szCs w:val="20"/>
+              </w:rPr>
+              <w:t xml:space="preserve"> </w:t>
+            </w:r>
+            <w:proofErr w:type="spellStart"/>
+            <w:r>
+              <w:rPr>
+                <w:rFonts w:cs="Times New Roman"/>
+                <w:sz w:val="20"/>
+                <w:szCs w:val="20"/>
+              </w:rPr>
+              <w:t>to</w:t>
+            </w:r>
+            <w:proofErr w:type="spellEnd"/>
+            <w:r>
+              <w:rPr>
+                <w:rFonts w:cs="Times New Roman"/>
+                <w:sz w:val="20"/>
+                <w:szCs w:val="20"/>
+              </w:rPr>
+              <w:t xml:space="preserve"> operador;</w:t>
+            </w:r>
           </w:p>
           <w:p>
             <w:pPr>
@@ -29960,7 +30537,7 @@
           <w:color w:val="auto"/>
         </w:rPr>
       </w:pPr>
-      <w:bookmarkStart w:id="30" w:name="_Toc225598997"/>
+      <w:bookmarkStart w:id="30" w:name="_Toc225800330"/>
       <w:r>
         <w:rPr>
           <w:rFonts w:ascii="Times New Roman" w:hAnsi="Times New Roman" w:cs="Times New Roman"/>
@@ -29990,7 +30567,7 @@
           <w:color w:val="auto"/>
         </w:rPr>
       </w:pPr>
-      <w:bookmarkStart w:id="31" w:name="_Toc225598998"/>
+      <w:bookmarkStart w:id="31" w:name="_Toc225800331"/>
       <w:r>
         <w:rPr>
           <w:rFonts w:ascii="Times New Roman" w:hAnsi="Times New Roman" w:cs="Times New Roman"/>
@@ -30118,7 +30695,7 @@
           <w:color w:val="auto"/>
         </w:rPr>
       </w:pPr>
-      <w:bookmarkStart w:id="32" w:name="_Toc225598999"/>
+      <w:bookmarkStart w:id="32" w:name="_Toc225800332"/>
       <w:r>
         <w:rPr>
           <w:rFonts w:ascii="Times New Roman" w:hAnsi="Times New Roman" w:cs="Times New Roman"/>
@@ -30244,7 +30821,7 @@
           <w:color w:val="auto"/>
         </w:rPr>
       </w:pPr>
-      <w:bookmarkStart w:id="33" w:name="_Toc225599000"/>
+      <w:bookmarkStart w:id="33" w:name="_Toc225800333"/>
       <w:r>
         <w:rPr>
           <w:rFonts w:ascii="Times New Roman" w:hAnsi="Times New Roman" w:cs="Times New Roman"/>
@@ -30392,7 +30969,7 @@
           <w:color w:val="auto"/>
         </w:rPr>
       </w:pPr>
-      <w:bookmarkStart w:id="34" w:name="_Toc225599001"/>
+      <w:bookmarkStart w:id="34" w:name="_Toc225800334"/>
       <w:r>
         <w:rPr>
           <w:rFonts w:ascii="Times New Roman" w:hAnsi="Times New Roman" w:cs="Times New Roman"/>
@@ -30490,7 +31067,7 @@
           <w:color w:val="auto"/>
         </w:rPr>
       </w:pPr>
-      <w:bookmarkStart w:id="35" w:name="_Toc225599002"/>
+      <w:bookmarkStart w:id="35" w:name="_Toc225800335"/>
       <w:r>
         <w:rPr>
           <w:rFonts w:ascii="Times New Roman" w:hAnsi="Times New Roman" w:cs="Times New Roman"/>
@@ -30761,7 +31338,7 @@
           <w:color w:val="auto"/>
         </w:rPr>
       </w:pPr>
-      <w:bookmarkStart w:id="36" w:name="_Toc225599003"/>
+      <w:bookmarkStart w:id="36" w:name="_Toc225800336"/>
       <w:r>
         <w:rPr>
           <w:rFonts w:ascii="Times New Roman" w:hAnsi="Times New Roman" w:cs="Times New Roman"/>
@@ -31069,7 +31646,7 @@
           <w:color w:val="auto"/>
         </w:rPr>
       </w:pPr>
-      <w:bookmarkStart w:id="37" w:name="_Toc225599004"/>
+      <w:bookmarkStart w:id="37" w:name="_Toc225800337"/>
       <w:r>
         <w:rPr>
           <w:rFonts w:ascii="Times New Roman" w:hAnsi="Times New Roman" w:cs="Times New Roman"/>
@@ -31433,7 +32010,7 @@
           <w:u w:val="single"/>
         </w:rPr>
       </w:pPr>
-      <w:bookmarkStart w:id="38" w:name="_Toc225599005"/>
+      <w:bookmarkStart w:id="38" w:name="_Toc225800338"/>
       <w:r>
         <w:rPr>
           <w:rFonts w:ascii="Times New Roman" w:hAnsi="Times New Roman" w:cs="Times New Roman"/>
@@ -32491,7 +33068,7 @@
     <w:p>
       <w:pPr>
         <w:rPr>
-          <w:rFonts w:ascii="Segoe UI" w:hAnsi="Segoe UI" w:cs="Segoe UI"/>
+          <w:rFonts w:cs="Times New Roman"/>
           <w:sz w:val="20"/>
           <w:szCs w:val="20"/>
         </w:rPr>
@@ -32500,7 +33077,7 @@
     <w:p>
       <w:pPr>
         <w:rPr>
-          <w:rFonts w:ascii="Segoe UI" w:hAnsi="Segoe UI" w:cs="Segoe UI"/>
+          <w:rFonts w:cs="Times New Roman"/>
           <w:sz w:val="20"/>
           <w:szCs w:val="20"/>
         </w:rPr>
@@ -32509,7 +33086,7 @@
     <w:p>
       <w:pPr>
         <w:rPr>
-          <w:rFonts w:ascii="Segoe UI" w:hAnsi="Segoe UI" w:cs="Segoe UI"/>
+          <w:rFonts w:cs="Times New Roman"/>
           <w:sz w:val="20"/>
           <w:szCs w:val="20"/>
         </w:rPr>
@@ -32518,7 +33095,7 @@
     <w:p>
       <w:pPr>
         <w:rPr>
-          <w:rFonts w:ascii="Segoe UI" w:hAnsi="Segoe UI" w:cs="Segoe UI"/>
+          <w:rFonts w:cs="Times New Roman"/>
           <w:sz w:val="20"/>
           <w:szCs w:val="20"/>
         </w:rPr>
@@ -32527,7 +33104,2113 @@
     <w:p>
       <w:pPr>
         <w:rPr>
-          <w:rFonts w:ascii="Segoe UI" w:hAnsi="Segoe UI" w:cs="Segoe UI"/>
+          <w:rFonts w:cs="Times New Roman"/>
+          <w:sz w:val="20"/>
+          <w:szCs w:val="20"/>
+        </w:rPr>
+      </w:pPr>
+    </w:p>
+    <w:p>
+      <w:pPr>
+        <w:rPr>
+          <w:rFonts w:cs="Times New Roman"/>
+          <w:sz w:val="20"/>
+          <w:szCs w:val="20"/>
+        </w:rPr>
+      </w:pPr>
+    </w:p>
+    <w:p>
+      <w:pPr>
+        <w:pStyle w:val="Ttulo3"/>
+        <w:rPr>
+          <w:rStyle w:val="Fuerte"/>
+          <w:rFonts w:ascii="Times New Roman" w:hAnsi="Times New Roman" w:cs="Times New Roman"/>
+          <w:color w:val="auto"/>
+        </w:rPr>
+      </w:pPr>
+      <w:bookmarkStart w:id="39" w:name="_Toc225644284"/>
+      <w:bookmarkStart w:id="40" w:name="_Toc225800339"/>
+      <w:r>
+        <w:rPr>
+          <w:rStyle w:val="Fuerte"/>
+          <w:rFonts w:ascii="Times New Roman" w:hAnsi="Times New Roman" w:cs="Times New Roman"/>
+          <w:color w:val="auto"/>
+        </w:rPr>
+        <w:lastRenderedPageBreak/>
+        <w:t>Replicación MySQL</w:t>
+      </w:r>
+      <w:bookmarkEnd w:id="39"/>
+      <w:bookmarkEnd w:id="40"/>
+    </w:p>
+    <w:tbl>
+      <w:tblPr>
+        <w:tblpPr w:leftFromText="141" w:rightFromText="141" w:vertAnchor="text" w:horzAnchor="margin" w:tblpXSpec="center" w:tblpY="856"/>
+        <w:tblW w:w="0" w:type="auto"/>
+        <w:tblBorders>
+          <w:top w:val="single" w:sz="4" w:space="0" w:color="auto"/>
+          <w:left w:val="single" w:sz="4" w:space="0" w:color="auto"/>
+          <w:bottom w:val="single" w:sz="4" w:space="0" w:color="auto"/>
+          <w:right w:val="single" w:sz="4" w:space="0" w:color="auto"/>
+          <w:insideH w:val="single" w:sz="4" w:space="0" w:color="auto"/>
+          <w:insideV w:val="single" w:sz="4" w:space="0" w:color="auto"/>
+        </w:tblBorders>
+        <w:shd w:val="clear" w:color="auto" w:fill="D1D1D1" w:themeFill="background2" w:themeFillShade="E6"/>
+        <w:tblCellMar>
+          <w:left w:w="70" w:type="dxa"/>
+          <w:right w:w="70" w:type="dxa"/>
+        </w:tblCellMar>
+        <w:tblLook w:val="0000" w:firstRow="0" w:lastRow="0" w:firstColumn="0" w:lastColumn="0" w:noHBand="0" w:noVBand="0"/>
+      </w:tblPr>
+      <w:tblGrid>
+        <w:gridCol w:w="3549"/>
+      </w:tblGrid>
+      <w:tr>
+        <w:trPr>
+          <w:trHeight w:val="1755"/>
+        </w:trPr>
+        <w:tc>
+          <w:tcPr>
+            <w:tcW w:w="3422" w:type="dxa"/>
+            <w:shd w:val="clear" w:color="auto" w:fill="D1D1D1" w:themeFill="background2" w:themeFillShade="E6"/>
+          </w:tcPr>
+          <w:p>
+            <w:pPr>
+              <w:spacing w:line="259" w:lineRule="auto"/>
+              <w:rPr>
+                <w:rFonts w:ascii="Consolas" w:eastAsiaTheme="minorHAnsi" w:hAnsi="Consolas" w:cs="Times New Roman"/>
+                <w:sz w:val="20"/>
+                <w:szCs w:val="20"/>
+                <w:lang w:val="fr-FR"/>
+              </w:rPr>
+            </w:pPr>
+            <w:proofErr w:type="spellStart"/>
+            <w:proofErr w:type="gramStart"/>
+            <w:r>
+              <w:rPr>
+                <w:rFonts w:ascii="Consolas" w:eastAsia="Times New Roman" w:hAnsi="Consolas" w:cs="Times New Roman"/>
+                <w:kern w:val="0"/>
+                <w:sz w:val="20"/>
+                <w:szCs w:val="20"/>
+                <w:lang w:val="fr-FR" w:eastAsia="es-GT"/>
+                <w14:ligatures w14:val="none"/>
+              </w:rPr>
+              <w:t>ini</w:t>
+            </w:r>
+            <w:proofErr w:type="spellEnd"/>
+            <w:proofErr w:type="gramEnd"/>
+          </w:p>
+          <w:p>
+            <w:pPr>
+              <w:tabs>
+                <w:tab w:val="left" w:pos="916"/>
+                <w:tab w:val="left" w:pos="1832"/>
+                <w:tab w:val="left" w:pos="2748"/>
+                <w:tab w:val="left" w:pos="3664"/>
+                <w:tab w:val="left" w:pos="4580"/>
+                <w:tab w:val="left" w:pos="5496"/>
+                <w:tab w:val="left" w:pos="6412"/>
+                <w:tab w:val="left" w:pos="7328"/>
+                <w:tab w:val="left" w:pos="8244"/>
+                <w:tab w:val="left" w:pos="9160"/>
+                <w:tab w:val="left" w:pos="10076"/>
+                <w:tab w:val="left" w:pos="10992"/>
+                <w:tab w:val="left" w:pos="11908"/>
+                <w:tab w:val="left" w:pos="12824"/>
+                <w:tab w:val="left" w:pos="13740"/>
+                <w:tab w:val="left" w:pos="14656"/>
+              </w:tabs>
+              <w:spacing w:after="0" w:line="240" w:lineRule="auto"/>
+              <w:rPr>
+                <w:rFonts w:ascii="Consolas" w:eastAsia="Times New Roman" w:hAnsi="Consolas" w:cs="Times New Roman"/>
+                <w:kern w:val="0"/>
+                <w:sz w:val="20"/>
+                <w:szCs w:val="20"/>
+                <w:lang w:val="fr-FR" w:eastAsia="es-GT"/>
+                <w14:ligatures w14:val="none"/>
+              </w:rPr>
+            </w:pPr>
+            <w:r>
+              <w:rPr>
+                <w:rFonts w:ascii="Consolas" w:eastAsia="Times New Roman" w:hAnsi="Consolas" w:cs="Times New Roman"/>
+                <w:kern w:val="0"/>
+                <w:sz w:val="20"/>
+                <w:szCs w:val="20"/>
+                <w:lang w:val="fr-FR" w:eastAsia="es-GT"/>
+                <w14:ligatures w14:val="none"/>
+              </w:rPr>
+              <w:t>[</w:t>
+            </w:r>
+            <w:proofErr w:type="spellStart"/>
+            <w:proofErr w:type="gramStart"/>
+            <w:r>
+              <w:rPr>
+                <w:rFonts w:ascii="Consolas" w:eastAsia="Times New Roman" w:hAnsi="Consolas" w:cs="Times New Roman"/>
+                <w:kern w:val="0"/>
+                <w:sz w:val="20"/>
+                <w:szCs w:val="20"/>
+                <w:lang w:val="fr-FR" w:eastAsia="es-GT"/>
+                <w14:ligatures w14:val="none"/>
+              </w:rPr>
+              <w:t>mysqld</w:t>
+            </w:r>
+            <w:proofErr w:type="spellEnd"/>
+            <w:proofErr w:type="gramEnd"/>
+            <w:r>
+              <w:rPr>
+                <w:rFonts w:ascii="Consolas" w:eastAsia="Times New Roman" w:hAnsi="Consolas" w:cs="Times New Roman"/>
+                <w:kern w:val="0"/>
+                <w:sz w:val="20"/>
+                <w:szCs w:val="20"/>
+                <w:lang w:val="fr-FR" w:eastAsia="es-GT"/>
+                <w14:ligatures w14:val="none"/>
+              </w:rPr>
+              <w:t>]</w:t>
+            </w:r>
+          </w:p>
+          <w:p>
+            <w:pPr>
+              <w:tabs>
+                <w:tab w:val="left" w:pos="916"/>
+                <w:tab w:val="left" w:pos="1832"/>
+                <w:tab w:val="left" w:pos="2748"/>
+                <w:tab w:val="left" w:pos="3664"/>
+                <w:tab w:val="left" w:pos="4580"/>
+                <w:tab w:val="left" w:pos="5496"/>
+                <w:tab w:val="left" w:pos="6412"/>
+                <w:tab w:val="left" w:pos="7328"/>
+                <w:tab w:val="left" w:pos="8244"/>
+                <w:tab w:val="left" w:pos="9160"/>
+                <w:tab w:val="left" w:pos="10076"/>
+                <w:tab w:val="left" w:pos="10992"/>
+                <w:tab w:val="left" w:pos="11908"/>
+                <w:tab w:val="left" w:pos="12824"/>
+                <w:tab w:val="left" w:pos="13740"/>
+                <w:tab w:val="left" w:pos="14656"/>
+              </w:tabs>
+              <w:spacing w:after="0" w:line="240" w:lineRule="auto"/>
+              <w:rPr>
+                <w:rFonts w:ascii="Consolas" w:eastAsia="Times New Roman" w:hAnsi="Consolas" w:cs="Times New Roman"/>
+                <w:kern w:val="0"/>
+                <w:sz w:val="20"/>
+                <w:szCs w:val="20"/>
+                <w:lang w:val="fr-FR" w:eastAsia="es-GT"/>
+                <w14:ligatures w14:val="none"/>
+              </w:rPr>
+            </w:pPr>
+            <w:proofErr w:type="spellStart"/>
+            <w:proofErr w:type="gramStart"/>
+            <w:r>
+              <w:rPr>
+                <w:rFonts w:ascii="Consolas" w:eastAsia="Times New Roman" w:hAnsi="Consolas" w:cs="Times New Roman"/>
+                <w:kern w:val="0"/>
+                <w:sz w:val="20"/>
+                <w:szCs w:val="20"/>
+                <w:lang w:val="fr-FR" w:eastAsia="es-GT"/>
+                <w14:ligatures w14:val="none"/>
+              </w:rPr>
+              <w:t>server</w:t>
+            </w:r>
+            <w:proofErr w:type="gramEnd"/>
+            <w:r>
+              <w:rPr>
+                <w:rFonts w:ascii="Consolas" w:eastAsia="Times New Roman" w:hAnsi="Consolas" w:cs="Times New Roman"/>
+                <w:kern w:val="0"/>
+                <w:sz w:val="20"/>
+                <w:szCs w:val="20"/>
+                <w:lang w:val="fr-FR" w:eastAsia="es-GT"/>
+                <w14:ligatures w14:val="none"/>
+              </w:rPr>
+              <w:t>_id</w:t>
+            </w:r>
+            <w:proofErr w:type="spellEnd"/>
+            <w:r>
+              <w:rPr>
+                <w:rFonts w:ascii="Consolas" w:eastAsia="Times New Roman" w:hAnsi="Consolas" w:cs="Times New Roman"/>
+                <w:kern w:val="0"/>
+                <w:sz w:val="20"/>
+                <w:szCs w:val="20"/>
+                <w:lang w:val="fr-FR" w:eastAsia="es-GT"/>
+                <w14:ligatures w14:val="none"/>
+              </w:rPr>
+              <w:t>=1</w:t>
+            </w:r>
+          </w:p>
+          <w:p>
+            <w:pPr>
+              <w:tabs>
+                <w:tab w:val="left" w:pos="916"/>
+                <w:tab w:val="left" w:pos="1832"/>
+                <w:tab w:val="left" w:pos="2748"/>
+                <w:tab w:val="left" w:pos="3664"/>
+                <w:tab w:val="left" w:pos="4580"/>
+                <w:tab w:val="left" w:pos="5496"/>
+                <w:tab w:val="left" w:pos="6412"/>
+                <w:tab w:val="left" w:pos="7328"/>
+                <w:tab w:val="left" w:pos="8244"/>
+                <w:tab w:val="left" w:pos="9160"/>
+                <w:tab w:val="left" w:pos="10076"/>
+                <w:tab w:val="left" w:pos="10992"/>
+                <w:tab w:val="left" w:pos="11908"/>
+                <w:tab w:val="left" w:pos="12824"/>
+                <w:tab w:val="left" w:pos="13740"/>
+                <w:tab w:val="left" w:pos="14656"/>
+              </w:tabs>
+              <w:spacing w:after="0" w:line="240" w:lineRule="auto"/>
+              <w:rPr>
+                <w:rFonts w:ascii="Consolas" w:eastAsia="Times New Roman" w:hAnsi="Consolas" w:cs="Times New Roman"/>
+                <w:kern w:val="0"/>
+                <w:sz w:val="20"/>
+                <w:szCs w:val="20"/>
+                <w:lang w:val="fr-FR" w:eastAsia="es-GT"/>
+                <w14:ligatures w14:val="none"/>
+              </w:rPr>
+            </w:pPr>
+            <w:proofErr w:type="gramStart"/>
+            <w:r>
+              <w:rPr>
+                <w:rFonts w:ascii="Consolas" w:eastAsia="Times New Roman" w:hAnsi="Consolas" w:cs="Times New Roman"/>
+                <w:kern w:val="0"/>
+                <w:sz w:val="20"/>
+                <w:szCs w:val="20"/>
+                <w:lang w:val="fr-FR" w:eastAsia="es-GT"/>
+                <w14:ligatures w14:val="none"/>
+              </w:rPr>
+              <w:t>port</w:t>
+            </w:r>
+            <w:proofErr w:type="gramEnd"/>
+            <w:r>
+              <w:rPr>
+                <w:rFonts w:ascii="Consolas" w:eastAsia="Times New Roman" w:hAnsi="Consolas" w:cs="Times New Roman"/>
+                <w:kern w:val="0"/>
+                <w:sz w:val="20"/>
+                <w:szCs w:val="20"/>
+                <w:lang w:val="fr-FR" w:eastAsia="es-GT"/>
+                <w14:ligatures w14:val="none"/>
+              </w:rPr>
+              <w:t>=3307</w:t>
+            </w:r>
+          </w:p>
+          <w:p>
+            <w:pPr>
+              <w:tabs>
+                <w:tab w:val="left" w:pos="916"/>
+                <w:tab w:val="left" w:pos="1832"/>
+                <w:tab w:val="left" w:pos="2748"/>
+                <w:tab w:val="left" w:pos="3664"/>
+                <w:tab w:val="left" w:pos="4580"/>
+                <w:tab w:val="left" w:pos="5496"/>
+                <w:tab w:val="left" w:pos="6412"/>
+                <w:tab w:val="left" w:pos="7328"/>
+                <w:tab w:val="left" w:pos="8244"/>
+                <w:tab w:val="left" w:pos="9160"/>
+                <w:tab w:val="left" w:pos="10076"/>
+                <w:tab w:val="left" w:pos="10992"/>
+                <w:tab w:val="left" w:pos="11908"/>
+                <w:tab w:val="left" w:pos="12824"/>
+                <w:tab w:val="left" w:pos="13740"/>
+                <w:tab w:val="left" w:pos="14656"/>
+              </w:tabs>
+              <w:spacing w:after="0" w:line="240" w:lineRule="auto"/>
+              <w:rPr>
+                <w:rFonts w:ascii="Consolas" w:eastAsia="Times New Roman" w:hAnsi="Consolas" w:cs="Times New Roman"/>
+                <w:kern w:val="0"/>
+                <w:sz w:val="20"/>
+                <w:szCs w:val="20"/>
+                <w:lang w:eastAsia="es-GT"/>
+                <w14:ligatures w14:val="none"/>
+              </w:rPr>
+            </w:pPr>
+            <w:proofErr w:type="spellStart"/>
+            <w:r>
+              <w:rPr>
+                <w:rFonts w:ascii="Consolas" w:eastAsia="Times New Roman" w:hAnsi="Consolas" w:cs="Times New Roman"/>
+                <w:kern w:val="0"/>
+                <w:sz w:val="20"/>
+                <w:szCs w:val="20"/>
+                <w:lang w:eastAsia="es-GT"/>
+                <w14:ligatures w14:val="none"/>
+              </w:rPr>
+              <w:t>log_bin</w:t>
+            </w:r>
+            <w:proofErr w:type="spellEnd"/>
+            <w:r>
+              <w:rPr>
+                <w:rFonts w:ascii="Consolas" w:eastAsia="Times New Roman" w:hAnsi="Consolas" w:cs="Times New Roman"/>
+                <w:kern w:val="0"/>
+                <w:sz w:val="20"/>
+                <w:szCs w:val="20"/>
+                <w:lang w:eastAsia="es-GT"/>
+                <w14:ligatures w14:val="none"/>
+              </w:rPr>
+              <w:t>=</w:t>
+            </w:r>
+            <w:proofErr w:type="spellStart"/>
+            <w:r>
+              <w:rPr>
+                <w:rFonts w:ascii="Consolas" w:eastAsia="Times New Roman" w:hAnsi="Consolas" w:cs="Times New Roman"/>
+                <w:kern w:val="0"/>
+                <w:sz w:val="20"/>
+                <w:szCs w:val="20"/>
+                <w:lang w:eastAsia="es-GT"/>
+                <w14:ligatures w14:val="none"/>
+              </w:rPr>
+              <w:t>mysql-bin</w:t>
+            </w:r>
+            <w:proofErr w:type="spellEnd"/>
+          </w:p>
+          <w:p>
+            <w:pPr>
+              <w:tabs>
+                <w:tab w:val="left" w:pos="916"/>
+                <w:tab w:val="left" w:pos="1832"/>
+                <w:tab w:val="left" w:pos="2748"/>
+                <w:tab w:val="left" w:pos="3664"/>
+                <w:tab w:val="left" w:pos="4580"/>
+                <w:tab w:val="left" w:pos="5496"/>
+                <w:tab w:val="left" w:pos="6412"/>
+                <w:tab w:val="left" w:pos="7328"/>
+                <w:tab w:val="left" w:pos="8244"/>
+                <w:tab w:val="left" w:pos="9160"/>
+                <w:tab w:val="left" w:pos="10076"/>
+                <w:tab w:val="left" w:pos="10992"/>
+                <w:tab w:val="left" w:pos="11908"/>
+                <w:tab w:val="left" w:pos="12824"/>
+                <w:tab w:val="left" w:pos="13740"/>
+                <w:tab w:val="left" w:pos="14656"/>
+              </w:tabs>
+              <w:spacing w:after="0" w:line="240" w:lineRule="auto"/>
+              <w:rPr>
+                <w:rFonts w:ascii="Consolas" w:eastAsia="Times New Roman" w:hAnsi="Consolas" w:cs="Times New Roman"/>
+                <w:kern w:val="0"/>
+                <w:sz w:val="20"/>
+                <w:szCs w:val="20"/>
+                <w:lang w:eastAsia="es-GT"/>
+                <w14:ligatures w14:val="none"/>
+              </w:rPr>
+            </w:pPr>
+            <w:proofErr w:type="spellStart"/>
+            <w:r>
+              <w:rPr>
+                <w:rFonts w:ascii="Consolas" w:eastAsia="Times New Roman" w:hAnsi="Consolas" w:cs="Times New Roman"/>
+                <w:kern w:val="0"/>
+                <w:sz w:val="20"/>
+                <w:szCs w:val="20"/>
+                <w:lang w:eastAsia="es-GT"/>
+                <w14:ligatures w14:val="none"/>
+              </w:rPr>
+              <w:t>binlog_do_db</w:t>
+            </w:r>
+            <w:proofErr w:type="spellEnd"/>
+            <w:r>
+              <w:rPr>
+                <w:rFonts w:ascii="Consolas" w:eastAsia="Times New Roman" w:hAnsi="Consolas" w:cs="Times New Roman"/>
+                <w:kern w:val="0"/>
+                <w:sz w:val="20"/>
+                <w:szCs w:val="20"/>
+                <w:lang w:eastAsia="es-GT"/>
+                <w14:ligatures w14:val="none"/>
+              </w:rPr>
+              <w:t>=</w:t>
+            </w:r>
+            <w:proofErr w:type="spellStart"/>
+            <w:r>
+              <w:rPr>
+                <w:rFonts w:ascii="Consolas" w:eastAsia="Times New Roman" w:hAnsi="Consolas" w:cs="Times New Roman"/>
+                <w:kern w:val="0"/>
+                <w:sz w:val="20"/>
+                <w:szCs w:val="20"/>
+                <w:lang w:eastAsia="es-GT"/>
+                <w14:ligatures w14:val="none"/>
+              </w:rPr>
+              <w:t>sistema_inventario</w:t>
+            </w:r>
+            <w:proofErr w:type="spellEnd"/>
+          </w:p>
+          <w:p>
+            <w:pPr>
+              <w:rPr>
+                <w:rFonts w:cs="Times New Roman"/>
+                <w:b/>
+                <w:bCs/>
+              </w:rPr>
+            </w:pPr>
+          </w:p>
+        </w:tc>
+      </w:tr>
+    </w:tbl>
+    <w:p>
+      <w:pPr>
+        <w:pStyle w:val="Ttulo3"/>
+        <w:rPr>
+          <w:b/>
+          <w:bCs/>
+          <w:color w:val="auto"/>
+          <w:lang w:val="es-MX"/>
+        </w:rPr>
+      </w:pPr>
+      <w:bookmarkStart w:id="41" w:name="_Toc225644285"/>
+      <w:bookmarkStart w:id="42" w:name="_Toc225800340"/>
+      <w:r>
+        <w:rPr>
+          <w:b/>
+          <w:bCs/>
+          <w:color w:val="auto"/>
+        </w:rPr>
+        <w:t xml:space="preserve">Ajustando </w:t>
+      </w:r>
+      <w:r>
+        <w:rPr>
+          <w:rStyle w:val="CdigoHTML"/>
+          <w:rFonts w:ascii="Times New Roman" w:eastAsiaTheme="majorEastAsia" w:hAnsi="Times New Roman" w:cs="Times New Roman"/>
+          <w:b/>
+          <w:bCs/>
+          <w:color w:val="auto"/>
+        </w:rPr>
+        <w:t>my.ini</w:t>
+      </w:r>
+      <w:r>
+        <w:rPr>
+          <w:b/>
+          <w:bCs/>
+          <w:color w:val="auto"/>
+        </w:rPr>
+        <w:t xml:space="preserve"> del máster y creando el usuario de replicación.</w:t>
+      </w:r>
+      <w:bookmarkEnd w:id="41"/>
+      <w:bookmarkEnd w:id="42"/>
+    </w:p>
+    <w:p>
+      <w:pPr>
+        <w:rPr>
+          <w:rFonts w:cs="Times New Roman"/>
+        </w:rPr>
+      </w:pPr>
+    </w:p>
+    <w:p>
+      <w:pPr>
+        <w:rPr>
+          <w:rFonts w:cs="Times New Roman"/>
+        </w:rPr>
+      </w:pPr>
+    </w:p>
+    <w:p>
+      <w:pPr>
+        <w:rPr>
+          <w:rFonts w:cs="Times New Roman"/>
+        </w:rPr>
+      </w:pPr>
+    </w:p>
+    <w:p>
+      <w:pPr>
+        <w:rPr>
+          <w:rFonts w:cs="Times New Roman"/>
+        </w:rPr>
+      </w:pPr>
+    </w:p>
+    <w:p>
+      <w:pPr>
+        <w:rPr>
+          <w:rFonts w:cs="Times New Roman"/>
+        </w:rPr>
+      </w:pPr>
+    </w:p>
+    <w:p>
+      <w:pPr>
+        <w:rPr>
+          <w:rFonts w:cs="Times New Roman"/>
+        </w:rPr>
+      </w:pPr>
+    </w:p>
+    <w:p>
+      <w:pPr>
+        <w:pStyle w:val="Ttulo3"/>
+        <w:rPr>
+          <w:rStyle w:val="Fuerte"/>
+          <w:rFonts w:ascii="Times New Roman" w:hAnsi="Times New Roman" w:cs="Times New Roman"/>
+          <w:color w:val="auto"/>
+        </w:rPr>
+      </w:pPr>
+      <w:bookmarkStart w:id="43" w:name="_Toc225644286"/>
+      <w:bookmarkStart w:id="44" w:name="_Toc225800341"/>
+      <w:r>
+        <w:rPr>
+          <w:rStyle w:val="Fuerte"/>
+          <w:rFonts w:ascii="Times New Roman" w:hAnsi="Times New Roman" w:cs="Times New Roman"/>
+          <w:color w:val="auto"/>
+        </w:rPr>
+        <w:t>Comandos ejecutados en el Máster</w:t>
+      </w:r>
+      <w:bookmarkEnd w:id="43"/>
+      <w:bookmarkEnd w:id="44"/>
+    </w:p>
+    <w:tbl>
+      <w:tblPr>
+        <w:tblW w:w="0" w:type="auto"/>
+        <w:jc w:val="center"/>
+        <w:tblBorders>
+          <w:top w:val="single" w:sz="4" w:space="0" w:color="auto"/>
+          <w:left w:val="single" w:sz="4" w:space="0" w:color="auto"/>
+          <w:bottom w:val="single" w:sz="4" w:space="0" w:color="auto"/>
+          <w:right w:val="single" w:sz="4" w:space="0" w:color="auto"/>
+          <w:insideH w:val="single" w:sz="4" w:space="0" w:color="auto"/>
+          <w:insideV w:val="single" w:sz="4" w:space="0" w:color="auto"/>
+        </w:tblBorders>
+        <w:tblCellMar>
+          <w:left w:w="70" w:type="dxa"/>
+          <w:right w:w="70" w:type="dxa"/>
+        </w:tblCellMar>
+        <w:tblLook w:val="0000" w:firstRow="0" w:lastRow="0" w:firstColumn="0" w:lastColumn="0" w:noHBand="0" w:noVBand="0"/>
+      </w:tblPr>
+      <w:tblGrid>
+        <w:gridCol w:w="4230"/>
+      </w:tblGrid>
+      <w:tr>
+        <w:trPr>
+          <w:trHeight w:val="1710"/>
+          <w:jc w:val="center"/>
+        </w:trPr>
+        <w:tc>
+          <w:tcPr>
+            <w:tcW w:w="4230" w:type="dxa"/>
+            <w:shd w:val="clear" w:color="auto" w:fill="D1D1D1" w:themeFill="background2" w:themeFillShade="E6"/>
+          </w:tcPr>
+          <w:p>
+            <w:pPr>
+              <w:ind w:left="60"/>
+              <w:rPr>
+                <w:rFonts w:ascii="Consolas" w:hAnsi="Consolas" w:cs="Times New Roman"/>
+                <w:sz w:val="20"/>
+                <w:szCs w:val="20"/>
+                <w:lang w:val="en-US"/>
+              </w:rPr>
+            </w:pPr>
+            <w:r>
+              <w:rPr>
+                <w:rFonts w:ascii="Consolas" w:hAnsi="Consolas" w:cs="Times New Roman"/>
+                <w:sz w:val="20"/>
+                <w:szCs w:val="20"/>
+                <w:lang w:val="en-US"/>
+              </w:rPr>
+              <w:t>SHOW VARIABLES LIKE '</w:t>
+            </w:r>
+            <w:proofErr w:type="spellStart"/>
+            <w:r>
+              <w:rPr>
+                <w:rFonts w:ascii="Consolas" w:hAnsi="Consolas" w:cs="Times New Roman"/>
+                <w:sz w:val="20"/>
+                <w:szCs w:val="20"/>
+                <w:lang w:val="en-US"/>
+              </w:rPr>
+              <w:t>log_bin</w:t>
+            </w:r>
+            <w:proofErr w:type="spellEnd"/>
+            <w:proofErr w:type="gramStart"/>
+            <w:r>
+              <w:rPr>
+                <w:rFonts w:ascii="Consolas" w:hAnsi="Consolas" w:cs="Times New Roman"/>
+                <w:sz w:val="20"/>
+                <w:szCs w:val="20"/>
+                <w:lang w:val="en-US"/>
+              </w:rPr>
+              <w:t>';</w:t>
+            </w:r>
+            <w:proofErr w:type="gramEnd"/>
+          </w:p>
+          <w:p>
+            <w:pPr>
+              <w:ind w:left="60"/>
+              <w:rPr>
+                <w:rFonts w:ascii="Consolas" w:hAnsi="Consolas" w:cs="Times New Roman"/>
+                <w:sz w:val="20"/>
+                <w:szCs w:val="20"/>
+                <w:lang w:val="en-US"/>
+              </w:rPr>
+            </w:pPr>
+            <w:r>
+              <w:rPr>
+                <w:rFonts w:ascii="Consolas" w:hAnsi="Consolas" w:cs="Times New Roman"/>
+                <w:sz w:val="20"/>
+                <w:szCs w:val="20"/>
+                <w:lang w:val="en-US"/>
+              </w:rPr>
+              <w:t>SHOW VARIABLES LIKE '</w:t>
+            </w:r>
+            <w:proofErr w:type="spellStart"/>
+            <w:r>
+              <w:rPr>
+                <w:rFonts w:ascii="Consolas" w:hAnsi="Consolas" w:cs="Times New Roman"/>
+                <w:sz w:val="20"/>
+                <w:szCs w:val="20"/>
+                <w:lang w:val="en-US"/>
+              </w:rPr>
+              <w:t>server_id</w:t>
+            </w:r>
+            <w:proofErr w:type="spellEnd"/>
+            <w:proofErr w:type="gramStart"/>
+            <w:r>
+              <w:rPr>
+                <w:rFonts w:ascii="Consolas" w:hAnsi="Consolas" w:cs="Times New Roman"/>
+                <w:sz w:val="20"/>
+                <w:szCs w:val="20"/>
+                <w:lang w:val="en-US"/>
+              </w:rPr>
+              <w:t>';</w:t>
+            </w:r>
+            <w:proofErr w:type="gramEnd"/>
+          </w:p>
+          <w:p>
+            <w:pPr>
+              <w:ind w:left="60"/>
+              <w:rPr>
+                <w:rFonts w:cs="Times New Roman"/>
+              </w:rPr>
+            </w:pPr>
+            <w:proofErr w:type="gramStart"/>
+            <w:r>
+              <w:rPr>
+                <w:rFonts w:ascii="Consolas" w:hAnsi="Consolas" w:cs="Times New Roman"/>
+                <w:sz w:val="20"/>
+                <w:szCs w:val="20"/>
+              </w:rPr>
+              <w:t>SHOW</w:t>
+            </w:r>
+            <w:proofErr w:type="gramEnd"/>
+            <w:r>
+              <w:rPr>
+                <w:rFonts w:ascii="Consolas" w:hAnsi="Consolas" w:cs="Times New Roman"/>
+                <w:sz w:val="20"/>
+                <w:szCs w:val="20"/>
+              </w:rPr>
+              <w:t xml:space="preserve"> </w:t>
+            </w:r>
+            <w:proofErr w:type="gramStart"/>
+            <w:r>
+              <w:rPr>
+                <w:rFonts w:ascii="Consolas" w:hAnsi="Consolas" w:cs="Times New Roman"/>
+                <w:sz w:val="20"/>
+                <w:szCs w:val="20"/>
+              </w:rPr>
+              <w:t>MASTER</w:t>
+            </w:r>
+            <w:proofErr w:type="gramEnd"/>
+            <w:r>
+              <w:rPr>
+                <w:rFonts w:ascii="Consolas" w:hAnsi="Consolas" w:cs="Times New Roman"/>
+                <w:sz w:val="20"/>
+                <w:szCs w:val="20"/>
+              </w:rPr>
+              <w:t xml:space="preserve"> </w:t>
+            </w:r>
+            <w:proofErr w:type="gramStart"/>
+            <w:r>
+              <w:rPr>
+                <w:rFonts w:ascii="Consolas" w:hAnsi="Consolas" w:cs="Times New Roman"/>
+                <w:sz w:val="20"/>
+                <w:szCs w:val="20"/>
+              </w:rPr>
+              <w:t>STATUS</w:t>
+            </w:r>
+            <w:proofErr w:type="gramEnd"/>
+            <w:r>
+              <w:rPr>
+                <w:rFonts w:ascii="Consolas" w:hAnsi="Consolas" w:cs="Times New Roman"/>
+                <w:sz w:val="20"/>
+                <w:szCs w:val="20"/>
+              </w:rPr>
+              <w:t>;</w:t>
+            </w:r>
+          </w:p>
+        </w:tc>
+      </w:tr>
+    </w:tbl>
+    <w:p>
+      <w:pPr>
+        <w:rPr>
+          <w:rFonts w:cs="Times New Roman"/>
+        </w:rPr>
+      </w:pPr>
+    </w:p>
+    <w:p>
+      <w:pPr>
+        <w:jc w:val="center"/>
+        <w:rPr>
+          <w:rFonts w:cs="Times New Roman"/>
+        </w:rPr>
+      </w:pPr>
+      <w:r>
+        <w:rPr>
+          <w:rFonts w:cs="Times New Roman"/>
+          <w:noProof/>
+          <w:lang w:val="es-MX"/>
+        </w:rPr>
+        <w:drawing>
+          <wp:inline distT="0" distB="0" distL="0" distR="0" wp14:anchorId="1CC10FAD" wp14:editId="358325E8">
+            <wp:extent cx="3724275" cy="2245184"/>
+            <wp:effectExtent l="0" t="0" r="0" b="3175"/>
+            <wp:docPr id="713840981" name="Imagen 1" descr="Interfaz de usuario gráfica, Texto, Aplicación, Correo electrónico&#10;&#10;Descripción generada automáticamente"/>
+            <wp:cNvGraphicFramePr>
+              <a:graphicFrameLocks xmlns:a="http://schemas.openxmlformats.org/drawingml/2006/main" noChangeAspect="1"/>
+            </wp:cNvGraphicFramePr>
+            <a:graphic xmlns:a="http://schemas.openxmlformats.org/drawingml/2006/main">
+              <a:graphicData uri="http://schemas.openxmlformats.org/drawingml/2006/picture">
+                <pic:pic xmlns:pic="http://schemas.openxmlformats.org/drawingml/2006/picture">
+                  <pic:nvPicPr>
+                    <pic:cNvPr id="713840981" name="Imagen 1" descr="Interfaz de usuario gráfica, Texto, Aplicación, Correo electrónico&#10;&#10;Descripción generada automáticamente"/>
+                    <pic:cNvPicPr/>
+                  </pic:nvPicPr>
+                  <pic:blipFill>
+                    <a:blip r:embed="rId32"/>
+                    <a:stretch>
+                      <a:fillRect/>
+                    </a:stretch>
+                  </pic:blipFill>
+                  <pic:spPr>
+                    <a:xfrm>
+                      <a:off x="0" y="0"/>
+                      <a:ext cx="3733360" cy="2250661"/>
+                    </a:xfrm>
+                    <a:prstGeom prst="rect">
+                      <a:avLst/>
+                    </a:prstGeom>
+                  </pic:spPr>
+                </pic:pic>
+              </a:graphicData>
+            </a:graphic>
+          </wp:inline>
+        </w:drawing>
+      </w:r>
+    </w:p>
+    <w:p>
+      <w:pPr>
+        <w:rPr>
+          <w:rStyle w:val="Fuerte"/>
+          <w:rFonts w:cs="Times New Roman"/>
+        </w:rPr>
+      </w:pPr>
+    </w:p>
+    <w:p>
+      <w:pPr>
+        <w:rPr>
+          <w:rStyle w:val="Fuerte"/>
+          <w:rFonts w:cs="Times New Roman"/>
+        </w:rPr>
+      </w:pPr>
+    </w:p>
+    <w:p>
+      <w:pPr>
+        <w:rPr>
+          <w:rStyle w:val="Fuerte"/>
+          <w:rFonts w:cs="Times New Roman"/>
+        </w:rPr>
+      </w:pPr>
+    </w:p>
+    <w:p>
+      <w:pPr>
+        <w:rPr>
+          <w:rStyle w:val="Fuerte"/>
+          <w:rFonts w:cs="Times New Roman"/>
+        </w:rPr>
+      </w:pPr>
+    </w:p>
+    <w:p>
+      <w:pPr>
+        <w:pStyle w:val="Ttulo3"/>
+        <w:rPr>
+          <w:rStyle w:val="Fuerte"/>
+          <w:rFonts w:ascii="Times New Roman" w:hAnsi="Times New Roman" w:cs="Times New Roman"/>
+          <w:color w:val="auto"/>
+        </w:rPr>
+      </w:pPr>
+      <w:bookmarkStart w:id="45" w:name="_Toc225644287"/>
+      <w:bookmarkStart w:id="46" w:name="_Toc225800342"/>
+      <w:r>
+        <w:rPr>
+          <w:rStyle w:val="Fuerte"/>
+          <w:rFonts w:ascii="Times New Roman" w:hAnsi="Times New Roman" w:cs="Times New Roman"/>
+          <w:color w:val="auto"/>
+        </w:rPr>
+        <w:lastRenderedPageBreak/>
+        <w:t>Configuración del Slave</w:t>
+      </w:r>
+      <w:bookmarkEnd w:id="45"/>
+      <w:bookmarkEnd w:id="46"/>
+    </w:p>
+    <w:p>
+      <w:pPr>
+        <w:pStyle w:val="Ttulo"/>
+        <w:rPr>
+          <w:rStyle w:val="Fuerte"/>
+          <w:rFonts w:ascii="Times New Roman" w:hAnsi="Times New Roman" w:cs="Times New Roman"/>
+          <w:sz w:val="28"/>
+          <w:szCs w:val="28"/>
+        </w:rPr>
+      </w:pPr>
+      <w:r>
+        <w:rPr>
+          <w:rStyle w:val="Fuerte"/>
+          <w:rFonts w:ascii="Times New Roman" w:hAnsi="Times New Roman" w:cs="Times New Roman"/>
+          <w:sz w:val="28"/>
+          <w:szCs w:val="28"/>
+        </w:rPr>
+        <w:t xml:space="preserve">Archivo </w:t>
+      </w:r>
+      <w:r>
+        <w:rPr>
+          <w:rStyle w:val="CdigoHTML"/>
+          <w:rFonts w:ascii="Times New Roman" w:eastAsiaTheme="majorEastAsia" w:hAnsi="Times New Roman" w:cs="Times New Roman"/>
+          <w:b/>
+          <w:bCs/>
+          <w:sz w:val="28"/>
+          <w:szCs w:val="28"/>
+        </w:rPr>
+        <w:t>my.ini</w:t>
+      </w:r>
+      <w:r>
+        <w:rPr>
+          <w:rStyle w:val="Fuerte"/>
+          <w:rFonts w:ascii="Times New Roman" w:hAnsi="Times New Roman" w:cs="Times New Roman"/>
+          <w:sz w:val="28"/>
+          <w:szCs w:val="28"/>
+        </w:rPr>
+        <w:t xml:space="preserve"> del Slave</w:t>
+      </w:r>
+    </w:p>
+    <w:tbl>
+      <w:tblPr>
+        <w:tblW w:w="0" w:type="auto"/>
+        <w:tblInd w:w="-140" w:type="dxa"/>
+        <w:tblBorders>
+          <w:top w:val="single" w:sz="4" w:space="0" w:color="auto"/>
+          <w:left w:val="single" w:sz="4" w:space="0" w:color="auto"/>
+          <w:bottom w:val="single" w:sz="4" w:space="0" w:color="auto"/>
+          <w:right w:val="single" w:sz="4" w:space="0" w:color="auto"/>
+          <w:insideH w:val="single" w:sz="4" w:space="0" w:color="auto"/>
+          <w:insideV w:val="single" w:sz="4" w:space="0" w:color="auto"/>
+        </w:tblBorders>
+        <w:tblCellMar>
+          <w:left w:w="70" w:type="dxa"/>
+          <w:right w:w="70" w:type="dxa"/>
+        </w:tblCellMar>
+        <w:tblLook w:val="0000" w:firstRow="0" w:lastRow="0" w:firstColumn="0" w:lastColumn="0" w:noHBand="0" w:noVBand="0"/>
+      </w:tblPr>
+      <w:tblGrid>
+        <w:gridCol w:w="9104"/>
+      </w:tblGrid>
+      <w:tr>
+        <w:trPr>
+          <w:trHeight w:val="3815"/>
+        </w:trPr>
+        <w:tc>
+          <w:tcPr>
+            <w:tcW w:w="9104" w:type="dxa"/>
+            <w:shd w:val="clear" w:color="auto" w:fill="D1D1D1" w:themeFill="background2" w:themeFillShade="E6"/>
+          </w:tcPr>
+          <w:p>
+            <w:pPr>
+              <w:ind w:left="135"/>
+              <w:rPr>
+                <w:rFonts w:ascii="Consolas" w:hAnsi="Consolas" w:cs="Times New Roman"/>
+                <w:sz w:val="20"/>
+                <w:szCs w:val="20"/>
+                <w:lang w:val="en-US"/>
+              </w:rPr>
+            </w:pPr>
+            <w:r>
+              <w:rPr>
+                <w:rFonts w:ascii="Consolas" w:hAnsi="Consolas" w:cs="Times New Roman"/>
+                <w:sz w:val="20"/>
+                <w:szCs w:val="20"/>
+                <w:lang w:val="en-US"/>
+              </w:rPr>
+              <w:t>[</w:t>
+            </w:r>
+            <w:proofErr w:type="spellStart"/>
+            <w:r>
+              <w:rPr>
+                <w:rFonts w:ascii="Consolas" w:hAnsi="Consolas" w:cs="Times New Roman"/>
+                <w:sz w:val="20"/>
+                <w:szCs w:val="20"/>
+                <w:lang w:val="en-US"/>
+              </w:rPr>
+              <w:t>mysqld</w:t>
+            </w:r>
+            <w:proofErr w:type="spellEnd"/>
+            <w:r>
+              <w:rPr>
+                <w:rFonts w:ascii="Consolas" w:hAnsi="Consolas" w:cs="Times New Roman"/>
+                <w:sz w:val="20"/>
+                <w:szCs w:val="20"/>
+                <w:lang w:val="en-US"/>
+              </w:rPr>
+              <w:t>]</w:t>
+            </w:r>
+          </w:p>
+          <w:p>
+            <w:pPr>
+              <w:ind w:left="135"/>
+              <w:rPr>
+                <w:rFonts w:ascii="Consolas" w:hAnsi="Consolas" w:cs="Times New Roman"/>
+                <w:sz w:val="20"/>
+                <w:szCs w:val="20"/>
+                <w:lang w:val="en-US"/>
+              </w:rPr>
+            </w:pPr>
+            <w:proofErr w:type="spellStart"/>
+            <w:r>
+              <w:rPr>
+                <w:rFonts w:ascii="Consolas" w:hAnsi="Consolas" w:cs="Times New Roman"/>
+                <w:sz w:val="20"/>
+                <w:szCs w:val="20"/>
+                <w:lang w:val="en-US"/>
+              </w:rPr>
+              <w:t>server_id</w:t>
+            </w:r>
+            <w:proofErr w:type="spellEnd"/>
+            <w:r>
+              <w:rPr>
+                <w:rFonts w:ascii="Consolas" w:hAnsi="Consolas" w:cs="Times New Roman"/>
+                <w:sz w:val="20"/>
+                <w:szCs w:val="20"/>
+                <w:lang w:val="en-US"/>
+              </w:rPr>
+              <w:t>=2</w:t>
+            </w:r>
+          </w:p>
+          <w:p>
+            <w:pPr>
+              <w:ind w:left="135"/>
+              <w:rPr>
+                <w:rFonts w:ascii="Consolas" w:hAnsi="Consolas" w:cs="Times New Roman"/>
+                <w:sz w:val="20"/>
+                <w:szCs w:val="20"/>
+                <w:lang w:val="en-US"/>
+              </w:rPr>
+            </w:pPr>
+            <w:r>
+              <w:rPr>
+                <w:rFonts w:ascii="Consolas" w:hAnsi="Consolas" w:cs="Times New Roman"/>
+                <w:sz w:val="20"/>
+                <w:szCs w:val="20"/>
+                <w:lang w:val="en-US"/>
+              </w:rPr>
+              <w:t>port=3308</w:t>
+            </w:r>
+          </w:p>
+          <w:p>
+            <w:pPr>
+              <w:ind w:left="135"/>
+              <w:rPr>
+                <w:rFonts w:ascii="Consolas" w:hAnsi="Consolas" w:cs="Times New Roman"/>
+                <w:sz w:val="20"/>
+                <w:szCs w:val="20"/>
+                <w:lang w:val="en-US"/>
+              </w:rPr>
+            </w:pPr>
+            <w:proofErr w:type="spellStart"/>
+            <w:r>
+              <w:rPr>
+                <w:rFonts w:ascii="Consolas" w:hAnsi="Consolas" w:cs="Times New Roman"/>
+                <w:sz w:val="20"/>
+                <w:szCs w:val="20"/>
+                <w:lang w:val="en-US"/>
+              </w:rPr>
+              <w:t>datadir</w:t>
+            </w:r>
+            <w:proofErr w:type="spellEnd"/>
+            <w:r>
+              <w:rPr>
+                <w:rFonts w:ascii="Consolas" w:hAnsi="Consolas" w:cs="Times New Roman"/>
+                <w:sz w:val="20"/>
+                <w:szCs w:val="20"/>
+                <w:lang w:val="en-US"/>
+              </w:rPr>
+              <w:t>="C:/Program Files/MySQL/MySQL Server 8.0 Slave/data"</w:t>
+            </w:r>
+          </w:p>
+          <w:p>
+            <w:pPr>
+              <w:ind w:left="135"/>
+              <w:rPr>
+                <w:rFonts w:ascii="Consolas" w:hAnsi="Consolas" w:cs="Times New Roman"/>
+                <w:sz w:val="20"/>
+                <w:szCs w:val="20"/>
+                <w:lang w:val="en-US"/>
+              </w:rPr>
+            </w:pPr>
+            <w:proofErr w:type="spellStart"/>
+            <w:r>
+              <w:rPr>
+                <w:rFonts w:ascii="Consolas" w:hAnsi="Consolas" w:cs="Times New Roman"/>
+                <w:sz w:val="20"/>
+                <w:szCs w:val="20"/>
+                <w:lang w:val="en-US"/>
+              </w:rPr>
+              <w:t>log_bin</w:t>
+            </w:r>
+            <w:proofErr w:type="spellEnd"/>
+            <w:r>
+              <w:rPr>
+                <w:rFonts w:ascii="Consolas" w:hAnsi="Consolas" w:cs="Times New Roman"/>
+                <w:sz w:val="20"/>
+                <w:szCs w:val="20"/>
+                <w:lang w:val="en-US"/>
+              </w:rPr>
+              <w:t>=</w:t>
+            </w:r>
+            <w:proofErr w:type="spellStart"/>
+            <w:r>
+              <w:rPr>
+                <w:rFonts w:ascii="Consolas" w:hAnsi="Consolas" w:cs="Times New Roman"/>
+                <w:sz w:val="20"/>
+                <w:szCs w:val="20"/>
+                <w:lang w:val="en-US"/>
+              </w:rPr>
+              <w:t>mysql</w:t>
+            </w:r>
+            <w:proofErr w:type="spellEnd"/>
+            <w:r>
+              <w:rPr>
+                <w:rFonts w:ascii="Consolas" w:hAnsi="Consolas" w:cs="Times New Roman"/>
+                <w:sz w:val="20"/>
+                <w:szCs w:val="20"/>
+                <w:lang w:val="en-US"/>
+              </w:rPr>
+              <w:t>-bin</w:t>
+            </w:r>
+          </w:p>
+          <w:p>
+            <w:pPr>
+              <w:ind w:left="135"/>
+              <w:rPr>
+                <w:rFonts w:ascii="Consolas" w:hAnsi="Consolas" w:cs="Times New Roman"/>
+                <w:sz w:val="20"/>
+                <w:szCs w:val="20"/>
+                <w:lang w:val="en-US"/>
+              </w:rPr>
+            </w:pPr>
+            <w:proofErr w:type="spellStart"/>
+            <w:r>
+              <w:rPr>
+                <w:rFonts w:ascii="Consolas" w:hAnsi="Consolas" w:cs="Times New Roman"/>
+                <w:sz w:val="20"/>
+                <w:szCs w:val="20"/>
+                <w:lang w:val="en-US"/>
+              </w:rPr>
+              <w:t>relay_log</w:t>
+            </w:r>
+            <w:proofErr w:type="spellEnd"/>
+            <w:r>
+              <w:rPr>
+                <w:rFonts w:ascii="Consolas" w:hAnsi="Consolas" w:cs="Times New Roman"/>
+                <w:sz w:val="20"/>
+                <w:szCs w:val="20"/>
+                <w:lang w:val="en-US"/>
+              </w:rPr>
+              <w:t>=relay-bin</w:t>
+            </w:r>
+          </w:p>
+          <w:p>
+            <w:pPr>
+              <w:ind w:left="135"/>
+              <w:rPr>
+                <w:rFonts w:ascii="Consolas" w:hAnsi="Consolas" w:cs="Times New Roman"/>
+                <w:sz w:val="20"/>
+                <w:szCs w:val="20"/>
+                <w:lang w:val="en-US"/>
+              </w:rPr>
+            </w:pPr>
+            <w:proofErr w:type="spellStart"/>
+            <w:r>
+              <w:rPr>
+                <w:rFonts w:ascii="Consolas" w:hAnsi="Consolas" w:cs="Times New Roman"/>
+                <w:sz w:val="20"/>
+                <w:szCs w:val="20"/>
+                <w:lang w:val="en-US"/>
+              </w:rPr>
+              <w:t>log_error</w:t>
+            </w:r>
+            <w:proofErr w:type="spellEnd"/>
+            <w:r>
+              <w:rPr>
+                <w:rFonts w:ascii="Consolas" w:hAnsi="Consolas" w:cs="Times New Roman"/>
+                <w:sz w:val="20"/>
+                <w:szCs w:val="20"/>
+                <w:lang w:val="en-US"/>
+              </w:rPr>
+              <w:t>="C:/Program Files/MySQL/MySQL Server 8.0 Slave/data/mysql-error.log"</w:t>
+            </w:r>
+          </w:p>
+          <w:p>
+            <w:pPr>
+              <w:ind w:left="135"/>
+              <w:rPr>
+                <w:rFonts w:ascii="Consolas" w:hAnsi="Consolas" w:cs="Times New Roman"/>
+                <w:sz w:val="20"/>
+                <w:szCs w:val="20"/>
+              </w:rPr>
+            </w:pPr>
+            <w:proofErr w:type="spellStart"/>
+            <w:r>
+              <w:rPr>
+                <w:rFonts w:ascii="Consolas" w:hAnsi="Consolas" w:cs="Times New Roman"/>
+                <w:sz w:val="20"/>
+                <w:szCs w:val="20"/>
+              </w:rPr>
+              <w:t>bind-address</w:t>
+            </w:r>
+            <w:proofErr w:type="spellEnd"/>
+            <w:r>
+              <w:rPr>
+                <w:rFonts w:ascii="Consolas" w:hAnsi="Consolas" w:cs="Times New Roman"/>
+                <w:sz w:val="20"/>
+                <w:szCs w:val="20"/>
+              </w:rPr>
+              <w:t>=127.0.0.1</w:t>
+            </w:r>
+          </w:p>
+          <w:p>
+            <w:pPr>
+              <w:ind w:left="135"/>
+              <w:rPr>
+                <w:rFonts w:cs="Times New Roman"/>
+                <w:lang w:val="en-US"/>
+              </w:rPr>
+            </w:pPr>
+          </w:p>
+        </w:tc>
+      </w:tr>
+    </w:tbl>
+    <w:p>
+      <w:pPr>
+        <w:rPr>
+          <w:rFonts w:cs="Times New Roman"/>
+        </w:rPr>
+      </w:pPr>
+    </w:p>
+    <w:p>
+      <w:pPr>
+        <w:pStyle w:val="Ttulo3"/>
+        <w:rPr>
+          <w:rStyle w:val="Fuerte"/>
+          <w:color w:val="auto"/>
+        </w:rPr>
+      </w:pPr>
+      <w:bookmarkStart w:id="47" w:name="_Toc225644288"/>
+      <w:bookmarkStart w:id="48" w:name="_Toc225800343"/>
+      <w:r>
+        <w:rPr>
+          <w:rStyle w:val="Fuerte"/>
+          <w:color w:val="auto"/>
+        </w:rPr>
+        <w:t>Comandos ejecutados en el Slave</w:t>
+      </w:r>
+      <w:bookmarkEnd w:id="47"/>
+      <w:bookmarkEnd w:id="48"/>
+    </w:p>
+    <w:tbl>
+      <w:tblPr>
+        <w:tblpPr w:leftFromText="141" w:rightFromText="141" w:vertAnchor="text" w:horzAnchor="margin" w:tblpXSpec="center" w:tblpY="46"/>
+        <w:tblOverlap w:val="never"/>
+        <w:tblW w:w="0" w:type="auto"/>
+        <w:tblBorders>
+          <w:top w:val="single" w:sz="4" w:space="0" w:color="auto"/>
+          <w:left w:val="single" w:sz="4" w:space="0" w:color="auto"/>
+          <w:bottom w:val="single" w:sz="4" w:space="0" w:color="auto"/>
+          <w:right w:val="single" w:sz="4" w:space="0" w:color="auto"/>
+          <w:insideH w:val="single" w:sz="4" w:space="0" w:color="auto"/>
+          <w:insideV w:val="single" w:sz="4" w:space="0" w:color="auto"/>
+        </w:tblBorders>
+        <w:tblCellMar>
+          <w:left w:w="70" w:type="dxa"/>
+          <w:right w:w="70" w:type="dxa"/>
+        </w:tblCellMar>
+        <w:tblLook w:val="0000" w:firstRow="0" w:lastRow="0" w:firstColumn="0" w:lastColumn="0" w:noHBand="0" w:noVBand="0"/>
+      </w:tblPr>
+      <w:tblGrid>
+        <w:gridCol w:w="4530"/>
+      </w:tblGrid>
+      <w:tr>
+        <w:trPr>
+          <w:trHeight w:val="705"/>
+        </w:trPr>
+        <w:tc>
+          <w:tcPr>
+            <w:tcW w:w="4530" w:type="dxa"/>
+            <w:shd w:val="clear" w:color="auto" w:fill="D1D1D1" w:themeFill="background2" w:themeFillShade="E6"/>
+          </w:tcPr>
+          <w:p>
+            <w:pPr>
+              <w:rPr>
+                <w:rFonts w:ascii="Consolas" w:hAnsi="Consolas" w:cs="Times New Roman"/>
+                <w:sz w:val="20"/>
+                <w:szCs w:val="20"/>
+                <w:lang w:val="en-US"/>
+              </w:rPr>
+            </w:pPr>
+            <w:r>
+              <w:rPr>
+                <w:rFonts w:ascii="Consolas" w:hAnsi="Consolas" w:cs="Times New Roman"/>
+                <w:sz w:val="20"/>
+                <w:szCs w:val="20"/>
+                <w:lang w:val="en-US"/>
+              </w:rPr>
+              <w:t>SHOW VARIABLES LIKE '</w:t>
+            </w:r>
+            <w:proofErr w:type="spellStart"/>
+            <w:r>
+              <w:rPr>
+                <w:rFonts w:ascii="Consolas" w:hAnsi="Consolas" w:cs="Times New Roman"/>
+                <w:sz w:val="20"/>
+                <w:szCs w:val="20"/>
+                <w:lang w:val="en-US"/>
+              </w:rPr>
+              <w:t>server_id</w:t>
+            </w:r>
+            <w:proofErr w:type="spellEnd"/>
+            <w:proofErr w:type="gramStart"/>
+            <w:r>
+              <w:rPr>
+                <w:rFonts w:ascii="Consolas" w:hAnsi="Consolas" w:cs="Times New Roman"/>
+                <w:sz w:val="20"/>
+                <w:szCs w:val="20"/>
+                <w:lang w:val="en-US"/>
+              </w:rPr>
+              <w:t>';</w:t>
+            </w:r>
+            <w:proofErr w:type="gramEnd"/>
+          </w:p>
+          <w:p>
+            <w:pPr>
+              <w:rPr>
+                <w:rFonts w:ascii="Consolas" w:hAnsi="Consolas" w:cs="Times New Roman"/>
+                <w:sz w:val="20"/>
+                <w:szCs w:val="20"/>
+                <w:lang w:val="en-US"/>
+              </w:rPr>
+            </w:pPr>
+            <w:r>
+              <w:rPr>
+                <w:rFonts w:ascii="Consolas" w:hAnsi="Consolas" w:cs="Times New Roman"/>
+                <w:sz w:val="20"/>
+                <w:szCs w:val="20"/>
+                <w:lang w:val="en-US"/>
+              </w:rPr>
+              <w:t>SHOW VARIABLES LIKE '</w:t>
+            </w:r>
+            <w:proofErr w:type="spellStart"/>
+            <w:r>
+              <w:rPr>
+                <w:rFonts w:ascii="Consolas" w:hAnsi="Consolas" w:cs="Times New Roman"/>
+                <w:sz w:val="20"/>
+                <w:szCs w:val="20"/>
+                <w:lang w:val="en-US"/>
+              </w:rPr>
+              <w:t>log_bin</w:t>
+            </w:r>
+            <w:proofErr w:type="spellEnd"/>
+            <w:r>
+              <w:rPr>
+                <w:rFonts w:ascii="Consolas" w:hAnsi="Consolas" w:cs="Times New Roman"/>
+                <w:sz w:val="20"/>
+                <w:szCs w:val="20"/>
+                <w:lang w:val="en-US"/>
+              </w:rPr>
+              <w:t>';</w:t>
+            </w:r>
+          </w:p>
+        </w:tc>
+      </w:tr>
+    </w:tbl>
+    <w:p>
+      <w:pPr>
+        <w:rPr>
+          <w:rFonts w:ascii="Consolas" w:hAnsi="Consolas" w:cs="Times New Roman"/>
+          <w:sz w:val="20"/>
+          <w:szCs w:val="20"/>
+          <w:lang w:val="en-US"/>
+        </w:rPr>
+      </w:pPr>
+    </w:p>
+    <w:p>
+      <w:pPr>
+        <w:rPr>
+          <w:rFonts w:cs="Times New Roman"/>
+          <w:lang w:val="en-US"/>
+        </w:rPr>
+      </w:pPr>
+    </w:p>
+    <w:p>
+      <w:pPr>
+        <w:rPr>
+          <w:rStyle w:val="Fuerte"/>
+        </w:rPr>
+      </w:pPr>
+      <w:r>
+        <w:rPr>
+          <w:rFonts w:cs="Times New Roman"/>
+          <w:noProof/>
+          <w:lang w:val="en-US"/>
+        </w:rPr>
+        <w:drawing>
+          <wp:inline distT="0" distB="0" distL="0" distR="0" wp14:anchorId="6171EFCE" wp14:editId="6B099EB4">
+            <wp:extent cx="5762234" cy="3715902"/>
+            <wp:effectExtent l="0" t="0" r="0" b="0"/>
+            <wp:docPr id="1303150580" name="Imagen 1" descr="Interfaz de usuario gráfica, Texto, Aplicación, Correo electrónico&#10;&#10;Descripción generada automáticamente"/>
+            <wp:cNvGraphicFramePr>
+              <a:graphicFrameLocks xmlns:a="http://schemas.openxmlformats.org/drawingml/2006/main" noChangeAspect="1"/>
+            </wp:cNvGraphicFramePr>
+            <a:graphic xmlns:a="http://schemas.openxmlformats.org/drawingml/2006/main">
+              <a:graphicData uri="http://schemas.openxmlformats.org/drawingml/2006/picture">
+                <pic:pic xmlns:pic="http://schemas.openxmlformats.org/drawingml/2006/picture">
+                  <pic:nvPicPr>
+                    <pic:cNvPr id="1303150580" name="Imagen 1" descr="Interfaz de usuario gráfica, Texto, Aplicación, Correo electrónico&#10;&#10;Descripción generada automáticamente"/>
+                    <pic:cNvPicPr/>
+                  </pic:nvPicPr>
+                  <pic:blipFill>
+                    <a:blip r:embed="rId33"/>
+                    <a:stretch>
+                      <a:fillRect/>
+                    </a:stretch>
+                  </pic:blipFill>
+                  <pic:spPr>
+                    <a:xfrm>
+                      <a:off x="0" y="0"/>
+                      <a:ext cx="5763281" cy="3716577"/>
+                    </a:xfrm>
+                    <a:prstGeom prst="rect">
+                      <a:avLst/>
+                    </a:prstGeom>
+                  </pic:spPr>
+                </pic:pic>
+              </a:graphicData>
+            </a:graphic>
+          </wp:inline>
+        </w:drawing>
+      </w:r>
+      <w:bookmarkStart w:id="49" w:name="_Toc225644289"/>
+    </w:p>
+    <w:p>
+      <w:pPr>
+        <w:rPr>
+          <w:rStyle w:val="Fuerte"/>
+          <w:rFonts w:cs="Times New Roman"/>
+          <w:b w:val="0"/>
+          <w:bCs w:val="0"/>
+        </w:rPr>
+      </w:pPr>
+      <w:r>
+        <w:rPr>
+          <w:rStyle w:val="Fuerte"/>
+          <w:rFonts w:cs="Times New Roman"/>
+        </w:rPr>
+        <w:lastRenderedPageBreak/>
+        <w:t>Creación del usuario de replicación</w:t>
+      </w:r>
+      <w:bookmarkEnd w:id="49"/>
+      <w:r>
+        <w:rPr>
+          <w:rStyle w:val="Fuerte"/>
+          <w:rFonts w:cs="Times New Roman"/>
+        </w:rPr>
+        <w:t xml:space="preserve"> </w:t>
+      </w:r>
+    </w:p>
+    <w:tbl>
+      <w:tblPr>
+        <w:tblW w:w="0" w:type="auto"/>
+        <w:tblInd w:w="1469" w:type="dxa"/>
+        <w:tblBorders>
+          <w:top w:val="single" w:sz="4" w:space="0" w:color="auto"/>
+          <w:left w:val="single" w:sz="4" w:space="0" w:color="auto"/>
+          <w:bottom w:val="single" w:sz="4" w:space="0" w:color="auto"/>
+          <w:right w:val="single" w:sz="4" w:space="0" w:color="auto"/>
+          <w:insideH w:val="single" w:sz="4" w:space="0" w:color="auto"/>
+          <w:insideV w:val="single" w:sz="4" w:space="0" w:color="auto"/>
+        </w:tblBorders>
+        <w:tblCellMar>
+          <w:left w:w="70" w:type="dxa"/>
+          <w:right w:w="70" w:type="dxa"/>
+        </w:tblCellMar>
+        <w:tblLook w:val="0000" w:firstRow="0" w:lastRow="0" w:firstColumn="0" w:lastColumn="0" w:noHBand="0" w:noVBand="0"/>
+      </w:tblPr>
+      <w:tblGrid>
+        <w:gridCol w:w="6692"/>
+      </w:tblGrid>
+      <w:tr>
+        <w:trPr>
+          <w:trHeight w:val="854"/>
+        </w:trPr>
+        <w:tc>
+          <w:tcPr>
+            <w:tcW w:w="6692" w:type="dxa"/>
+            <w:shd w:val="clear" w:color="auto" w:fill="D1D1D1" w:themeFill="background2" w:themeFillShade="E6"/>
+          </w:tcPr>
+          <w:p>
+            <w:pPr>
+              <w:rPr>
+                <w:rFonts w:ascii="Consolas" w:hAnsi="Consolas" w:cs="Times New Roman"/>
+                <w:sz w:val="20"/>
+                <w:szCs w:val="20"/>
+                <w:lang w:val="en-US"/>
+              </w:rPr>
+            </w:pPr>
+            <w:r>
+              <w:rPr>
+                <w:rFonts w:ascii="Consolas" w:hAnsi="Consolas" w:cs="Times New Roman"/>
+                <w:sz w:val="20"/>
+                <w:szCs w:val="20"/>
+                <w:lang w:val="en-US"/>
+              </w:rPr>
+              <w:t>CREATE USER '</w:t>
+            </w:r>
+            <w:proofErr w:type="gramStart"/>
+            <w:r>
+              <w:rPr>
+                <w:rFonts w:ascii="Consolas" w:hAnsi="Consolas" w:cs="Times New Roman"/>
+                <w:sz w:val="20"/>
+                <w:szCs w:val="20"/>
+                <w:lang w:val="en-US"/>
+              </w:rPr>
+              <w:t>replica'@'</w:t>
+            </w:r>
+            <w:proofErr w:type="gramEnd"/>
+            <w:r>
+              <w:rPr>
+                <w:rFonts w:ascii="Consolas" w:hAnsi="Consolas" w:cs="Times New Roman"/>
+                <w:sz w:val="20"/>
+                <w:szCs w:val="20"/>
+                <w:lang w:val="en-US"/>
+              </w:rPr>
+              <w:t>127.0.0.1' IDENTIFIED BY '</w:t>
+            </w:r>
+            <w:proofErr w:type="spellStart"/>
+            <w:r>
+              <w:rPr>
+                <w:rFonts w:ascii="Consolas" w:hAnsi="Consolas" w:cs="Times New Roman"/>
+                <w:sz w:val="20"/>
+                <w:szCs w:val="20"/>
+                <w:lang w:val="en-US"/>
+              </w:rPr>
+              <w:t>tu_clave</w:t>
+            </w:r>
+            <w:proofErr w:type="spellEnd"/>
+            <w:proofErr w:type="gramStart"/>
+            <w:r>
+              <w:rPr>
+                <w:rFonts w:ascii="Consolas" w:hAnsi="Consolas" w:cs="Times New Roman"/>
+                <w:sz w:val="20"/>
+                <w:szCs w:val="20"/>
+                <w:lang w:val="en-US"/>
+              </w:rPr>
+              <w:t>';</w:t>
+            </w:r>
+            <w:proofErr w:type="gramEnd"/>
+          </w:p>
+          <w:p>
+            <w:pPr>
+              <w:rPr>
+                <w:rFonts w:ascii="Consolas" w:hAnsi="Consolas" w:cs="Times New Roman"/>
+                <w:sz w:val="20"/>
+                <w:szCs w:val="20"/>
+                <w:lang w:val="en-US"/>
+              </w:rPr>
+            </w:pPr>
+            <w:r>
+              <w:rPr>
+                <w:rFonts w:ascii="Consolas" w:hAnsi="Consolas" w:cs="Times New Roman"/>
+                <w:sz w:val="20"/>
+                <w:szCs w:val="20"/>
+                <w:lang w:val="en-US"/>
+              </w:rPr>
+              <w:t xml:space="preserve">GRANT REPLICATION SLAVE ON </w:t>
+            </w:r>
+            <w:proofErr w:type="gramStart"/>
+            <w:r>
+              <w:rPr>
+                <w:rFonts w:ascii="Consolas" w:hAnsi="Consolas" w:cs="Times New Roman"/>
+                <w:sz w:val="20"/>
+                <w:szCs w:val="20"/>
+                <w:lang w:val="en-US"/>
+              </w:rPr>
+              <w:t>*.*</w:t>
+            </w:r>
+            <w:proofErr w:type="gramEnd"/>
+            <w:r>
+              <w:rPr>
+                <w:rFonts w:ascii="Consolas" w:hAnsi="Consolas" w:cs="Times New Roman"/>
+                <w:sz w:val="20"/>
+                <w:szCs w:val="20"/>
+                <w:lang w:val="en-US"/>
+              </w:rPr>
+              <w:t xml:space="preserve"> TO '</w:t>
+            </w:r>
+            <w:proofErr w:type="gramStart"/>
+            <w:r>
+              <w:rPr>
+                <w:rFonts w:ascii="Consolas" w:hAnsi="Consolas" w:cs="Times New Roman"/>
+                <w:sz w:val="20"/>
+                <w:szCs w:val="20"/>
+                <w:lang w:val="en-US"/>
+              </w:rPr>
+              <w:t>replica'@'</w:t>
+            </w:r>
+            <w:proofErr w:type="gramEnd"/>
+            <w:r>
+              <w:rPr>
+                <w:rFonts w:ascii="Consolas" w:hAnsi="Consolas" w:cs="Times New Roman"/>
+                <w:sz w:val="20"/>
+                <w:szCs w:val="20"/>
+                <w:lang w:val="en-US"/>
+              </w:rPr>
+              <w:t>127.0.0.1</w:t>
+            </w:r>
+            <w:proofErr w:type="gramStart"/>
+            <w:r>
+              <w:rPr>
+                <w:rFonts w:ascii="Consolas" w:hAnsi="Consolas" w:cs="Times New Roman"/>
+                <w:sz w:val="20"/>
+                <w:szCs w:val="20"/>
+                <w:lang w:val="en-US"/>
+              </w:rPr>
+              <w:t>';</w:t>
+            </w:r>
+            <w:proofErr w:type="gramEnd"/>
+          </w:p>
+          <w:p>
+            <w:pPr>
+              <w:rPr>
+                <w:rFonts w:cs="Times New Roman"/>
+              </w:rPr>
+            </w:pPr>
+            <w:r>
+              <w:rPr>
+                <w:rFonts w:ascii="Consolas" w:hAnsi="Consolas" w:cs="Times New Roman"/>
+                <w:sz w:val="20"/>
+                <w:szCs w:val="20"/>
+              </w:rPr>
+              <w:t>FLUSH PRIVILEGES;</w:t>
+            </w:r>
+          </w:p>
+        </w:tc>
+      </w:tr>
+    </w:tbl>
+    <w:p>
+      <w:pPr>
+        <w:rPr>
+          <w:rFonts w:cs="Times New Roman"/>
+        </w:rPr>
+      </w:pPr>
+    </w:p>
+    <w:p>
+      <w:pPr>
+        <w:jc w:val="center"/>
+        <w:rPr>
+          <w:rFonts w:cs="Times New Roman"/>
+        </w:rPr>
+      </w:pPr>
+      <w:r>
+        <w:rPr>
+          <w:rFonts w:cs="Times New Roman"/>
+          <w:noProof/>
+        </w:rPr>
+        <w:drawing>
+          <wp:inline distT="0" distB="0" distL="0" distR="0" wp14:anchorId="4C2C2682" wp14:editId="54CE350C">
+            <wp:extent cx="5943600" cy="3106420"/>
+            <wp:effectExtent l="0" t="0" r="0" b="0"/>
+            <wp:docPr id="1031399135" name="Imagen 1" descr="Interfaz de usuario gráfica, Texto, Aplicación, Correo electrónico&#10;&#10;Descripción generada automáticamente"/>
+            <wp:cNvGraphicFramePr>
+              <a:graphicFrameLocks xmlns:a="http://schemas.openxmlformats.org/drawingml/2006/main" noChangeAspect="1"/>
+            </wp:cNvGraphicFramePr>
+            <a:graphic xmlns:a="http://schemas.openxmlformats.org/drawingml/2006/main">
+              <a:graphicData uri="http://schemas.openxmlformats.org/drawingml/2006/picture">
+                <pic:pic xmlns:pic="http://schemas.openxmlformats.org/drawingml/2006/picture">
+                  <pic:nvPicPr>
+                    <pic:cNvPr id="1031399135" name="Imagen 1" descr="Interfaz de usuario gráfica, Texto, Aplicación, Correo electrónico&#10;&#10;Descripción generada automáticamente"/>
+                    <pic:cNvPicPr/>
+                  </pic:nvPicPr>
+                  <pic:blipFill>
+                    <a:blip r:embed="rId34"/>
+                    <a:stretch>
+                      <a:fillRect/>
+                    </a:stretch>
+                  </pic:blipFill>
+                  <pic:spPr>
+                    <a:xfrm>
+                      <a:off x="0" y="0"/>
+                      <a:ext cx="5943600" cy="3106420"/>
+                    </a:xfrm>
+                    <a:prstGeom prst="rect">
+                      <a:avLst/>
+                    </a:prstGeom>
+                  </pic:spPr>
+                </pic:pic>
+              </a:graphicData>
+            </a:graphic>
+          </wp:inline>
+        </w:drawing>
+      </w:r>
+    </w:p>
+    <w:p>
+      <w:pPr>
+        <w:rPr>
+          <w:rFonts w:cs="Times New Roman"/>
+        </w:rPr>
+      </w:pPr>
+    </w:p>
+    <w:p>
+      <w:pPr>
+        <w:rPr>
+          <w:rFonts w:cs="Times New Roman"/>
+        </w:rPr>
+      </w:pPr>
+    </w:p>
+    <w:p>
+      <w:pPr>
+        <w:rPr>
+          <w:rFonts w:cs="Times New Roman"/>
+        </w:rPr>
+      </w:pPr>
+    </w:p>
+    <w:p>
+      <w:pPr>
+        <w:rPr>
+          <w:rFonts w:cs="Times New Roman"/>
+        </w:rPr>
+      </w:pPr>
+    </w:p>
+    <w:p>
+      <w:pPr>
+        <w:rPr>
+          <w:rFonts w:cs="Times New Roman"/>
+        </w:rPr>
+      </w:pPr>
+    </w:p>
+    <w:p>
+      <w:pPr>
+        <w:rPr>
+          <w:rFonts w:cs="Times New Roman"/>
+        </w:rPr>
+      </w:pPr>
+    </w:p>
+    <w:p>
+      <w:pPr>
+        <w:rPr>
+          <w:rFonts w:cs="Times New Roman"/>
+        </w:rPr>
+      </w:pPr>
+    </w:p>
+    <w:p>
+      <w:pPr>
+        <w:rPr>
+          <w:rFonts w:cs="Times New Roman"/>
+        </w:rPr>
+      </w:pPr>
+    </w:p>
+    <w:p>
+      <w:pPr>
+        <w:rPr>
+          <w:rFonts w:cs="Times New Roman"/>
+        </w:rPr>
+      </w:pPr>
+    </w:p>
+    <w:p>
+      <w:pPr>
+        <w:pStyle w:val="Ttulo3"/>
+        <w:rPr>
+          <w:rStyle w:val="Fuerte"/>
+          <w:rFonts w:ascii="Times New Roman" w:hAnsi="Times New Roman" w:cs="Times New Roman"/>
+          <w:color w:val="auto"/>
+        </w:rPr>
+      </w:pPr>
+      <w:bookmarkStart w:id="50" w:name="_Toc225644290"/>
+      <w:bookmarkStart w:id="51" w:name="_Toc225800344"/>
+      <w:r>
+        <w:rPr>
+          <w:rStyle w:val="Fuerte"/>
+          <w:rFonts w:ascii="Times New Roman" w:hAnsi="Times New Roman" w:cs="Times New Roman"/>
+          <w:color w:val="auto"/>
+        </w:rPr>
+        <w:lastRenderedPageBreak/>
+        <w:t>Configuración del Slave para conectarse al Máster</w:t>
+      </w:r>
+      <w:bookmarkEnd w:id="50"/>
+      <w:bookmarkEnd w:id="51"/>
+    </w:p>
+    <w:tbl>
+      <w:tblPr>
+        <w:tblW w:w="0" w:type="auto"/>
+        <w:jc w:val="center"/>
+        <w:tblBorders>
+          <w:top w:val="single" w:sz="4" w:space="0" w:color="auto"/>
+          <w:left w:val="single" w:sz="4" w:space="0" w:color="auto"/>
+          <w:bottom w:val="single" w:sz="4" w:space="0" w:color="auto"/>
+          <w:right w:val="single" w:sz="4" w:space="0" w:color="auto"/>
+          <w:insideH w:val="single" w:sz="4" w:space="0" w:color="auto"/>
+          <w:insideV w:val="single" w:sz="4" w:space="0" w:color="auto"/>
+        </w:tblBorders>
+        <w:tblCellMar>
+          <w:left w:w="70" w:type="dxa"/>
+          <w:right w:w="70" w:type="dxa"/>
+        </w:tblCellMar>
+        <w:tblLook w:val="0000" w:firstRow="0" w:lastRow="0" w:firstColumn="0" w:lastColumn="0" w:noHBand="0" w:noVBand="0"/>
+      </w:tblPr>
+      <w:tblGrid>
+        <w:gridCol w:w="7585"/>
+      </w:tblGrid>
+      <w:tr>
+        <w:trPr>
+          <w:trHeight w:val="1055"/>
+          <w:jc w:val="center"/>
+        </w:trPr>
+        <w:tc>
+          <w:tcPr>
+            <w:tcW w:w="7585" w:type="dxa"/>
+            <w:shd w:val="clear" w:color="auto" w:fill="D1D1D1" w:themeFill="background2" w:themeFillShade="E6"/>
+          </w:tcPr>
+          <w:p>
+            <w:pPr>
+              <w:rPr>
+                <w:rStyle w:val="Fuerte"/>
+                <w:rFonts w:ascii="Consolas" w:hAnsi="Consolas" w:cs="Times New Roman"/>
+                <w:b w:val="0"/>
+                <w:bCs w:val="0"/>
+                <w:sz w:val="20"/>
+                <w:szCs w:val="20"/>
+                <w:lang w:val="en-US"/>
+              </w:rPr>
+            </w:pPr>
+            <w:r>
+              <w:rPr>
+                <w:rStyle w:val="Fuerte"/>
+                <w:rFonts w:ascii="Consolas" w:hAnsi="Consolas" w:cs="Times New Roman"/>
+                <w:b w:val="0"/>
+                <w:bCs w:val="0"/>
+                <w:sz w:val="20"/>
+                <w:szCs w:val="20"/>
+                <w:lang w:val="en-US"/>
+              </w:rPr>
+              <w:t>CHANGE REPLICATION SOURCE TO</w:t>
+            </w:r>
+          </w:p>
+          <w:p>
+            <w:pPr>
+              <w:rPr>
+                <w:rStyle w:val="Fuerte"/>
+                <w:rFonts w:ascii="Consolas" w:hAnsi="Consolas" w:cs="Times New Roman"/>
+                <w:b w:val="0"/>
+                <w:bCs w:val="0"/>
+                <w:sz w:val="20"/>
+                <w:szCs w:val="20"/>
+                <w:lang w:val="en-US"/>
+              </w:rPr>
+            </w:pPr>
+            <w:r>
+              <w:rPr>
+                <w:rStyle w:val="Fuerte"/>
+                <w:rFonts w:ascii="Consolas" w:hAnsi="Consolas" w:cs="Times New Roman"/>
+                <w:b w:val="0"/>
+                <w:bCs w:val="0"/>
+                <w:sz w:val="20"/>
+                <w:szCs w:val="20"/>
+                <w:lang w:val="en-US"/>
+              </w:rPr>
+              <w:t xml:space="preserve">  SOURCE_HOST='127.0.0.1',</w:t>
+            </w:r>
+          </w:p>
+          <w:p>
+            <w:pPr>
+              <w:rPr>
+                <w:rStyle w:val="Fuerte"/>
+                <w:rFonts w:ascii="Consolas" w:hAnsi="Consolas" w:cs="Times New Roman"/>
+                <w:b w:val="0"/>
+                <w:bCs w:val="0"/>
+                <w:sz w:val="20"/>
+                <w:szCs w:val="20"/>
+                <w:lang w:val="fr-FR"/>
+              </w:rPr>
+            </w:pPr>
+            <w:r>
+              <w:rPr>
+                <w:rStyle w:val="Fuerte"/>
+                <w:rFonts w:ascii="Consolas" w:hAnsi="Consolas" w:cs="Times New Roman"/>
+                <w:b w:val="0"/>
+                <w:bCs w:val="0"/>
+                <w:sz w:val="20"/>
+                <w:szCs w:val="20"/>
+                <w:lang w:val="en-US"/>
+              </w:rPr>
+              <w:t xml:space="preserve">  </w:t>
+            </w:r>
+            <w:r>
+              <w:rPr>
+                <w:rStyle w:val="Fuerte"/>
+                <w:rFonts w:ascii="Consolas" w:hAnsi="Consolas" w:cs="Times New Roman"/>
+                <w:b w:val="0"/>
+                <w:bCs w:val="0"/>
+                <w:sz w:val="20"/>
+                <w:szCs w:val="20"/>
+                <w:lang w:val="fr-FR"/>
+              </w:rPr>
+              <w:t>SOURCE_PORT=3307,</w:t>
+            </w:r>
+          </w:p>
+          <w:p>
+            <w:pPr>
+              <w:rPr>
+                <w:rStyle w:val="Fuerte"/>
+                <w:rFonts w:ascii="Consolas" w:hAnsi="Consolas" w:cs="Times New Roman"/>
+                <w:b w:val="0"/>
+                <w:bCs w:val="0"/>
+                <w:sz w:val="20"/>
+                <w:szCs w:val="20"/>
+                <w:lang w:val="fr-FR"/>
+              </w:rPr>
+            </w:pPr>
+            <w:r>
+              <w:rPr>
+                <w:rStyle w:val="Fuerte"/>
+                <w:rFonts w:ascii="Consolas" w:hAnsi="Consolas" w:cs="Times New Roman"/>
+                <w:b w:val="0"/>
+                <w:bCs w:val="0"/>
+                <w:sz w:val="20"/>
+                <w:szCs w:val="20"/>
+                <w:lang w:val="fr-FR"/>
+              </w:rPr>
+              <w:t xml:space="preserve">  SOURCE_USER='</w:t>
+            </w:r>
+            <w:proofErr w:type="spellStart"/>
+            <w:r>
+              <w:rPr>
+                <w:rStyle w:val="Fuerte"/>
+                <w:rFonts w:ascii="Consolas" w:hAnsi="Consolas" w:cs="Times New Roman"/>
+                <w:b w:val="0"/>
+                <w:bCs w:val="0"/>
+                <w:sz w:val="20"/>
+                <w:szCs w:val="20"/>
+                <w:lang w:val="fr-FR"/>
+              </w:rPr>
+              <w:t>replica</w:t>
+            </w:r>
+            <w:proofErr w:type="spellEnd"/>
+            <w:r>
+              <w:rPr>
+                <w:rStyle w:val="Fuerte"/>
+                <w:rFonts w:ascii="Consolas" w:hAnsi="Consolas" w:cs="Times New Roman"/>
+                <w:b w:val="0"/>
+                <w:bCs w:val="0"/>
+                <w:sz w:val="20"/>
+                <w:szCs w:val="20"/>
+                <w:lang w:val="fr-FR"/>
+              </w:rPr>
+              <w:t>',</w:t>
+            </w:r>
+          </w:p>
+          <w:p>
+            <w:pPr>
+              <w:rPr>
+                <w:rStyle w:val="Fuerte"/>
+                <w:rFonts w:ascii="Consolas" w:hAnsi="Consolas" w:cs="Times New Roman"/>
+                <w:b w:val="0"/>
+                <w:bCs w:val="0"/>
+                <w:sz w:val="20"/>
+                <w:szCs w:val="20"/>
+                <w:lang w:val="fr-FR"/>
+              </w:rPr>
+            </w:pPr>
+            <w:r>
+              <w:rPr>
+                <w:rStyle w:val="Fuerte"/>
+                <w:rFonts w:ascii="Consolas" w:hAnsi="Consolas" w:cs="Times New Roman"/>
+                <w:b w:val="0"/>
+                <w:bCs w:val="0"/>
+                <w:sz w:val="20"/>
+                <w:szCs w:val="20"/>
+                <w:lang w:val="fr-FR"/>
+              </w:rPr>
+              <w:t xml:space="preserve">  SOURCE_PASSWORD='</w:t>
+            </w:r>
+            <w:proofErr w:type="spellStart"/>
+            <w:r>
+              <w:rPr>
+                <w:rStyle w:val="Fuerte"/>
+                <w:rFonts w:ascii="Consolas" w:hAnsi="Consolas" w:cs="Times New Roman"/>
+                <w:b w:val="0"/>
+                <w:bCs w:val="0"/>
+                <w:sz w:val="20"/>
+                <w:szCs w:val="20"/>
+                <w:lang w:val="fr-FR"/>
+              </w:rPr>
+              <w:t>tu_clave</w:t>
+            </w:r>
+            <w:proofErr w:type="spellEnd"/>
+            <w:r>
+              <w:rPr>
+                <w:rStyle w:val="Fuerte"/>
+                <w:rFonts w:ascii="Consolas" w:hAnsi="Consolas" w:cs="Times New Roman"/>
+                <w:b w:val="0"/>
+                <w:bCs w:val="0"/>
+                <w:sz w:val="20"/>
+                <w:szCs w:val="20"/>
+                <w:lang w:val="fr-FR"/>
+              </w:rPr>
+              <w:t>',</w:t>
+            </w:r>
+          </w:p>
+          <w:p>
+            <w:pPr>
+              <w:rPr>
+                <w:rStyle w:val="Fuerte"/>
+                <w:rFonts w:ascii="Consolas" w:hAnsi="Consolas" w:cs="Times New Roman"/>
+                <w:b w:val="0"/>
+                <w:bCs w:val="0"/>
+                <w:sz w:val="20"/>
+                <w:szCs w:val="20"/>
+                <w:lang w:val="fr-FR"/>
+              </w:rPr>
+            </w:pPr>
+            <w:r>
+              <w:rPr>
+                <w:rStyle w:val="Fuerte"/>
+                <w:rFonts w:ascii="Consolas" w:hAnsi="Consolas" w:cs="Times New Roman"/>
+                <w:b w:val="0"/>
+                <w:bCs w:val="0"/>
+                <w:sz w:val="20"/>
+                <w:szCs w:val="20"/>
+                <w:lang w:val="fr-FR"/>
+              </w:rPr>
+              <w:t xml:space="preserve">  SOURCE_LOG_FILE='mysql-bin.000001',</w:t>
+            </w:r>
+          </w:p>
+          <w:p>
+            <w:pPr>
+              <w:rPr>
+                <w:rStyle w:val="Fuerte"/>
+                <w:rFonts w:cs="Times New Roman"/>
+              </w:rPr>
+            </w:pPr>
+            <w:r>
+              <w:rPr>
+                <w:rStyle w:val="Fuerte"/>
+                <w:rFonts w:ascii="Consolas" w:hAnsi="Consolas" w:cs="Times New Roman"/>
+                <w:b w:val="0"/>
+                <w:bCs w:val="0"/>
+                <w:sz w:val="20"/>
+                <w:szCs w:val="20"/>
+                <w:lang w:val="fr-FR"/>
+              </w:rPr>
+              <w:t xml:space="preserve">  </w:t>
+            </w:r>
+            <w:r>
+              <w:rPr>
+                <w:rStyle w:val="Fuerte"/>
+                <w:rFonts w:ascii="Consolas" w:hAnsi="Consolas" w:cs="Times New Roman"/>
+                <w:b w:val="0"/>
+                <w:bCs w:val="0"/>
+                <w:sz w:val="20"/>
+                <w:szCs w:val="20"/>
+              </w:rPr>
+              <w:t>SOURCE_LOG_POS=4;</w:t>
+            </w:r>
+          </w:p>
+        </w:tc>
+      </w:tr>
+    </w:tbl>
+    <w:p>
+      <w:pPr>
+        <w:rPr>
+          <w:rStyle w:val="Fuerte"/>
+          <w:rFonts w:cs="Times New Roman"/>
+        </w:rPr>
+      </w:pPr>
+    </w:p>
+    <w:p>
+      <w:pPr>
+        <w:rPr>
+          <w:rStyle w:val="Fuerte"/>
+          <w:rFonts w:cs="Times New Roman"/>
+        </w:rPr>
+      </w:pPr>
+    </w:p>
+    <w:p>
+      <w:pPr>
+        <w:jc w:val="center"/>
+        <w:rPr>
+          <w:rFonts w:cs="Times New Roman"/>
+        </w:rPr>
+      </w:pPr>
+      <w:r>
+        <w:rPr>
+          <w:rFonts w:cs="Times New Roman"/>
+          <w:noProof/>
+        </w:rPr>
+        <w:drawing>
+          <wp:inline distT="0" distB="0" distL="0" distR="0" wp14:anchorId="05D5F5D0" wp14:editId="7C43E7FA">
+            <wp:extent cx="3880884" cy="2520501"/>
+            <wp:effectExtent l="0" t="0" r="5715" b="0"/>
+            <wp:docPr id="114022370" name="Imagen 1" descr="Interfaz de usuario gráfica, Texto, Aplicación, Correo electrónico&#10;&#10;Descripción generada automáticamente"/>
+            <wp:cNvGraphicFramePr>
+              <a:graphicFrameLocks xmlns:a="http://schemas.openxmlformats.org/drawingml/2006/main" noChangeAspect="1"/>
+            </wp:cNvGraphicFramePr>
+            <a:graphic xmlns:a="http://schemas.openxmlformats.org/drawingml/2006/main">
+              <a:graphicData uri="http://schemas.openxmlformats.org/drawingml/2006/picture">
+                <pic:pic xmlns:pic="http://schemas.openxmlformats.org/drawingml/2006/picture">
+                  <pic:nvPicPr>
+                    <pic:cNvPr id="114022370" name="Imagen 1" descr="Interfaz de usuario gráfica, Texto, Aplicación, Correo electrónico&#10;&#10;Descripción generada automáticamente"/>
+                    <pic:cNvPicPr/>
+                  </pic:nvPicPr>
+                  <pic:blipFill>
+                    <a:blip r:embed="rId35"/>
+                    <a:stretch>
+                      <a:fillRect/>
+                    </a:stretch>
+                  </pic:blipFill>
+                  <pic:spPr>
+                    <a:xfrm>
+                      <a:off x="0" y="0"/>
+                      <a:ext cx="3888922" cy="2525721"/>
+                    </a:xfrm>
+                    <a:prstGeom prst="rect">
+                      <a:avLst/>
+                    </a:prstGeom>
+                  </pic:spPr>
+                </pic:pic>
+              </a:graphicData>
+            </a:graphic>
+          </wp:inline>
+        </w:drawing>
+      </w:r>
+    </w:p>
+    <w:p>
+      <w:pPr>
+        <w:rPr>
+          <w:rFonts w:cs="Times New Roman"/>
+          <w:sz w:val="20"/>
+          <w:szCs w:val="20"/>
+        </w:rPr>
+      </w:pPr>
+    </w:p>
+    <w:p>
+      <w:pPr>
+        <w:rPr>
+          <w:rFonts w:cs="Times New Roman"/>
+          <w:sz w:val="20"/>
+          <w:szCs w:val="20"/>
+        </w:rPr>
+      </w:pPr>
+    </w:p>
+    <w:p>
+      <w:pPr>
+        <w:rPr>
+          <w:rFonts w:cs="Times New Roman"/>
+          <w:sz w:val="20"/>
+          <w:szCs w:val="20"/>
+        </w:rPr>
+      </w:pPr>
+    </w:p>
+    <w:p>
+      <w:pPr>
+        <w:rPr>
+          <w:rFonts w:cs="Times New Roman"/>
           <w:sz w:val="20"/>
           <w:szCs w:val="20"/>
         </w:rPr>
@@ -32588,7 +35271,7 @@
           <w:color w:val="000000" w:themeColor="text1"/>
         </w:rPr>
       </w:pPr>
-      <w:bookmarkStart w:id="39" w:name="_Toc225599006"/>
+      <w:bookmarkStart w:id="52" w:name="_Toc225800345"/>
       <w:r>
         <w:rPr>
           <w:rFonts w:ascii="Times New Roman" w:hAnsi="Times New Roman" w:cs="Times New Roman"/>
@@ -32599,7 +35282,7 @@
         <w:lastRenderedPageBreak/>
         <w:t>API</w:t>
       </w:r>
-      <w:bookmarkEnd w:id="39"/>
+      <w:bookmarkEnd w:id="52"/>
     </w:p>
     <w:p>
       <w:r>
@@ -34541,7 +37224,7 @@
           <w:color w:val="auto"/>
         </w:rPr>
       </w:pPr>
-      <w:bookmarkStart w:id="40" w:name="_Toc225599007"/>
+      <w:bookmarkStart w:id="53" w:name="_Toc225800346"/>
       <w:r>
         <w:rPr>
           <w:rFonts w:ascii="Times New Roman" w:hAnsi="Times New Roman" w:cs="Times New Roman"/>
@@ -34561,7 +37244,7 @@
         </w:rPr>
         <w:t>técnica</w:t>
       </w:r>
-      <w:bookmarkEnd w:id="40"/>
+      <w:bookmarkEnd w:id="53"/>
       <w:r>
         <w:rPr>
           <w:rFonts w:ascii="Times New Roman" w:hAnsi="Times New Roman" w:cs="Times New Roman"/>
@@ -34639,7 +37322,7 @@
           <w:color w:val="auto"/>
         </w:rPr>
       </w:pPr>
-      <w:bookmarkStart w:id="41" w:name="_Toc225599008"/>
+      <w:bookmarkStart w:id="54" w:name="_Toc225800347"/>
       <w:r>
         <w:rPr>
           <w:rFonts w:ascii="Times New Roman" w:hAnsi="Times New Roman" w:cs="Times New Roman"/>
@@ -34649,7 +37332,7 @@
         </w:rPr>
         <w:t>Limitaciones Técnicas</w:t>
       </w:r>
-      <w:bookmarkEnd w:id="41"/>
+      <w:bookmarkEnd w:id="54"/>
     </w:p>
     <w:p>
       <w:pPr>
@@ -34809,7 +37492,7 @@
           <w:color w:val="auto"/>
         </w:rPr>
       </w:pPr>
-      <w:bookmarkStart w:id="42" w:name="_Toc225599009"/>
+      <w:bookmarkStart w:id="55" w:name="_Toc225800348"/>
       <w:r>
         <w:rPr>
           <w:rFonts w:ascii="Times New Roman" w:hAnsi="Times New Roman" w:cs="Times New Roman"/>
@@ -34819,7 +37502,7 @@
         </w:rPr>
         <w:t>Conclusión</w:t>
       </w:r>
-      <w:bookmarkEnd w:id="42"/>
+      <w:bookmarkEnd w:id="55"/>
     </w:p>
     <w:p>
       <w:pPr>
@@ -34843,6 +37526,81 @@
         </w:rPr>
         <w:t>El sistema desarrollado permite una gestión eficiente del inventario, combinando tecnologías SQL y NoSQL. La arquitectura garantiza escalabilidad, seguridad y trazabilidad, cumpliendo con los requerimientos del curso simulando un entorno empresarial real.</w:t>
       </w:r>
+    </w:p>
+    <w:p>
+      <w:pPr>
+        <w:ind w:left="360"/>
+        <w:jc w:val="both"/>
+        <w:rPr>
+          <w:rFonts w:cs="Times New Roman"/>
+        </w:rPr>
+      </w:pPr>
+    </w:p>
+    <w:p>
+      <w:pPr>
+        <w:pStyle w:val="Ttulo1"/>
+        <w:rPr>
+          <w:rFonts w:ascii="Times New Roman" w:hAnsi="Times New Roman" w:cs="Times New Roman"/>
+          <w:b/>
+          <w:bCs/>
+          <w:color w:val="auto"/>
+        </w:rPr>
+      </w:pPr>
+      <w:bookmarkStart w:id="56" w:name="_Toc225800349"/>
+      <w:r>
+        <w:rPr>
+          <w:rFonts w:ascii="Times New Roman" w:hAnsi="Times New Roman" w:cs="Times New Roman"/>
+          <w:b/>
+          <w:bCs/>
+          <w:color w:val="auto"/>
+        </w:rPr>
+        <w:t>Presentación</w:t>
+      </w:r>
+      <w:bookmarkEnd w:id="56"/>
+    </w:p>
+    <w:p>
+      <w:pPr>
+        <w:rPr>
+          <w:sz w:val="20"/>
+          <w:szCs w:val="20"/>
+        </w:rPr>
+      </w:pPr>
+      <w:hyperlink r:id="rId36" w:history="1">
+        <w:r>
+          <w:rPr>
+            <w:rStyle w:val="Hipervnculo"/>
+            <w:sz w:val="20"/>
+            <w:szCs w:val="20"/>
+          </w:rPr>
+          <w:t>https://drive.google.com/file/d/1s_4nZvLypeCwkE_duKxsBkvLmRlNEsWc/view</w:t>
+        </w:r>
+      </w:hyperlink>
+    </w:p>
+    <w:p>
+      <w:pPr>
+        <w:rPr>
+          <w:sz w:val="20"/>
+          <w:szCs w:val="20"/>
+        </w:rPr>
+      </w:pPr>
+      <w:hyperlink r:id="rId37" w:history="1">
+        <w:r>
+          <w:rPr>
+            <w:rStyle w:val="Hipervnculo"/>
+            <w:sz w:val="20"/>
+            <w:szCs w:val="20"/>
+          </w:rPr>
+          <w:t>https://drive.google.com/file/d/1s_4nZvLypeCwkE_duKxsBkvLmRlNEsWc/view?usp=sharing</w:t>
+        </w:r>
+      </w:hyperlink>
+    </w:p>
+    <w:p>
+      <w:pPr>
+        <w:rPr>
+          <w:sz w:val="20"/>
+          <w:szCs w:val="20"/>
+        </w:rPr>
+      </w:pPr>
     </w:p>
     <w:sectPr>
       <w:pgSz w:w="12240" w:h="15840"/>
@@ -37828,6 +40586,7 @@
   <w:style w:type="character" w:default="1" w:styleId="Fuentedeprrafopredeter">
     <w:name w:val="Default Paragraph Font"/>
     <w:uiPriority w:val="1"/>
+    <w:semiHidden/>
     <w:unhideWhenUsed/>
   </w:style>
   <w:style w:type="table" w:default="1" w:styleId="Tablanormal">
@@ -38554,6 +41313,30 @@
       </w:tcPr>
     </w:tblStylePr>
   </w:style>
+  <w:style w:type="character" w:styleId="CdigoHTML">
+    <w:name w:val="HTML Code"/>
+    <w:basedOn w:val="Fuentedeprrafopredeter"/>
+    <w:uiPriority w:val="99"/>
+    <w:semiHidden/>
+    <w:unhideWhenUsed/>
+    <w:rsid w:val="008769AA"/>
+    <w:rPr>
+      <w:rFonts w:ascii="Courier New" w:eastAsia="Times New Roman" w:hAnsi="Courier New" w:cs="Courier New"/>
+      <w:sz w:val="20"/>
+      <w:szCs w:val="20"/>
+    </w:rPr>
+  </w:style>
+  <w:style w:type="character" w:styleId="Fuerte">
+    <w:name w:val="Strong"/>
+    <w:basedOn w:val="Fuentedeprrafopredeter"/>
+    <w:uiPriority w:val="22"/>
+    <w:qFormat/>
+    <w:rsid w:val="008769AA"/>
+    <w:rPr>
+      <w:b/>
+      <w:bCs/>
+    </w:rPr>
+  </w:style>
 </w:styles>
 </file>
 
